--- a/documentation/User-Manual.docx
+++ b/documentation/User-Manual.docx
@@ -139,7 +139,7 @@
           <w:szCs w:val="23"/>
           <w:lang w:val="en-GB"/>
         </w:rPr>
-        <w:t>Version 0.2.0 · August 2026</w:t>
+        <w:t>Version 0.4.0 · August 2026</w:t>
       </w:r>
     </w:p>
     <w:p>
@@ -224,7 +224,7 @@
           <w:r>
             <w:fldChar w:fldCharType="separate"/>
           </w:r>
-          <w:hyperlink w:anchor="_Toc238639955" w:history="1">
+          <w:hyperlink w:anchor="_Toc238774867" w:history="1">
             <w:r>
               <w:rPr>
                 <w:rStyle w:val="Lienhypertexte"/>
@@ -249,7 +249,7 @@
               <w:rPr>
                 <w:noProof/>
               </w:rPr>
-              <w:instrText xml:space="preserve"> PAGEREF _Toc238639955 \h </w:instrText>
+              <w:instrText xml:space="preserve"> PAGEREF _Toc238774867 \h </w:instrText>
             </w:r>
             <w:r>
               <w:rPr>
@@ -290,7 +290,7 @@
               <w14:ligatures w14:val="standardContextual"/>
             </w:rPr>
           </w:pPr>
-          <w:hyperlink w:anchor="_Toc238639956" w:history="1">
+          <w:hyperlink w:anchor="_Toc238774868" w:history="1">
             <w:r>
               <w:rPr>
                 <w:rStyle w:val="Lienhypertexte"/>
@@ -315,7 +315,7 @@
               <w:rPr>
                 <w:noProof/>
               </w:rPr>
-              <w:instrText xml:space="preserve"> PAGEREF _Toc238639956 \h </w:instrText>
+              <w:instrText xml:space="preserve"> PAGEREF _Toc238774868 \h </w:instrText>
             </w:r>
             <w:r>
               <w:rPr>
@@ -356,7 +356,7 @@
               <w14:ligatures w14:val="standardContextual"/>
             </w:rPr>
           </w:pPr>
-          <w:hyperlink w:anchor="_Toc238639957" w:history="1">
+          <w:hyperlink w:anchor="_Toc238774869" w:history="1">
             <w:r>
               <w:rPr>
                 <w:rStyle w:val="Lienhypertexte"/>
@@ -381,7 +381,7 @@
               <w:rPr>
                 <w:noProof/>
               </w:rPr>
-              <w:instrText xml:space="preserve"> PAGEREF _Toc238639957 \h </w:instrText>
+              <w:instrText xml:space="preserve"> PAGEREF _Toc238774869 \h </w:instrText>
             </w:r>
             <w:r>
               <w:rPr>
@@ -422,7 +422,7 @@
               <w14:ligatures w14:val="standardContextual"/>
             </w:rPr>
           </w:pPr>
-          <w:hyperlink w:anchor="_Toc238639958" w:history="1">
+          <w:hyperlink w:anchor="_Toc238774870" w:history="1">
             <w:r>
               <w:rPr>
                 <w:rStyle w:val="Lienhypertexte"/>
@@ -447,7 +447,7 @@
               <w:rPr>
                 <w:noProof/>
               </w:rPr>
-              <w:instrText xml:space="preserve"> PAGEREF _Toc238639958 \h </w:instrText>
+              <w:instrText xml:space="preserve"> PAGEREF _Toc238774870 \h </w:instrText>
             </w:r>
             <w:r>
               <w:rPr>
@@ -488,7 +488,7 @@
               <w14:ligatures w14:val="standardContextual"/>
             </w:rPr>
           </w:pPr>
-          <w:hyperlink w:anchor="_Toc238639959" w:history="1">
+          <w:hyperlink w:anchor="_Toc238774871" w:history="1">
             <w:r>
               <w:rPr>
                 <w:rStyle w:val="Lienhypertexte"/>
@@ -513,7 +513,7 @@
               <w:rPr>
                 <w:noProof/>
               </w:rPr>
-              <w:instrText xml:space="preserve"> PAGEREF _Toc238639959 \h </w:instrText>
+              <w:instrText xml:space="preserve"> PAGEREF _Toc238774871 \h </w:instrText>
             </w:r>
             <w:r>
               <w:rPr>
@@ -554,7 +554,7 @@
               <w14:ligatures w14:val="standardContextual"/>
             </w:rPr>
           </w:pPr>
-          <w:hyperlink w:anchor="_Toc238639960" w:history="1">
+          <w:hyperlink w:anchor="_Toc238774872" w:history="1">
             <w:r>
               <w:rPr>
                 <w:rStyle w:val="Lienhypertexte"/>
@@ -579,7 +579,7 @@
               <w:rPr>
                 <w:noProof/>
               </w:rPr>
-              <w:instrText xml:space="preserve"> PAGEREF _Toc238639960 \h </w:instrText>
+              <w:instrText xml:space="preserve"> PAGEREF _Toc238774872 \h </w:instrText>
             </w:r>
             <w:r>
               <w:rPr>
@@ -620,7 +620,7 @@
               <w14:ligatures w14:val="standardContextual"/>
             </w:rPr>
           </w:pPr>
-          <w:hyperlink w:anchor="_Toc238639961" w:history="1">
+          <w:hyperlink w:anchor="_Toc238774873" w:history="1">
             <w:r>
               <w:rPr>
                 <w:rStyle w:val="Lienhypertexte"/>
@@ -645,7 +645,7 @@
               <w:rPr>
                 <w:noProof/>
               </w:rPr>
-              <w:instrText xml:space="preserve"> PAGEREF _Toc238639961 \h </w:instrText>
+              <w:instrText xml:space="preserve"> PAGEREF _Toc238774873 \h </w:instrText>
             </w:r>
             <w:r>
               <w:rPr>
@@ -686,7 +686,7 @@
               <w14:ligatures w14:val="standardContextual"/>
             </w:rPr>
           </w:pPr>
-          <w:hyperlink w:anchor="_Toc238639962" w:history="1">
+          <w:hyperlink w:anchor="_Toc238774874" w:history="1">
             <w:r>
               <w:rPr>
                 <w:rStyle w:val="Lienhypertexte"/>
@@ -711,7 +711,7 @@
               <w:rPr>
                 <w:noProof/>
               </w:rPr>
-              <w:instrText xml:space="preserve"> PAGEREF _Toc238639962 \h </w:instrText>
+              <w:instrText xml:space="preserve"> PAGEREF _Toc238774874 \h </w:instrText>
             </w:r>
             <w:r>
               <w:rPr>
@@ -752,7 +752,7 @@
               <w14:ligatures w14:val="standardContextual"/>
             </w:rPr>
           </w:pPr>
-          <w:hyperlink w:anchor="_Toc238639963" w:history="1">
+          <w:hyperlink w:anchor="_Toc238774875" w:history="1">
             <w:r>
               <w:rPr>
                 <w:rStyle w:val="Lienhypertexte"/>
@@ -777,7 +777,7 @@
               <w:rPr>
                 <w:noProof/>
               </w:rPr>
-              <w:instrText xml:space="preserve"> PAGEREF _Toc238639963 \h </w:instrText>
+              <w:instrText xml:space="preserve"> PAGEREF _Toc238774875 \h </w:instrText>
             </w:r>
             <w:r>
               <w:rPr>
@@ -818,7 +818,7 @@
               <w14:ligatures w14:val="standardContextual"/>
             </w:rPr>
           </w:pPr>
-          <w:hyperlink w:anchor="_Toc238639964" w:history="1">
+          <w:hyperlink w:anchor="_Toc238774876" w:history="1">
             <w:r>
               <w:rPr>
                 <w:rStyle w:val="Lienhypertexte"/>
@@ -842,7 +842,7 @@
               <w:rPr>
                 <w:noProof/>
               </w:rPr>
-              <w:instrText xml:space="preserve"> PAGEREF _Toc238639964 \h </w:instrText>
+              <w:instrText xml:space="preserve"> PAGEREF _Toc238774876 \h </w:instrText>
             </w:r>
             <w:r>
               <w:rPr>
@@ -883,7 +883,7 @@
               <w14:ligatures w14:val="standardContextual"/>
             </w:rPr>
           </w:pPr>
-          <w:hyperlink w:anchor="_Toc238639965" w:history="1">
+          <w:hyperlink w:anchor="_Toc238774877" w:history="1">
             <w:r>
               <w:rPr>
                 <w:rStyle w:val="Lienhypertexte"/>
@@ -908,7 +908,7 @@
               <w:rPr>
                 <w:noProof/>
               </w:rPr>
-              <w:instrText xml:space="preserve"> PAGEREF _Toc238639965 \h </w:instrText>
+              <w:instrText xml:space="preserve"> PAGEREF _Toc238774877 \h </w:instrText>
             </w:r>
             <w:r>
               <w:rPr>
@@ -949,7 +949,7 @@
               <w14:ligatures w14:val="standardContextual"/>
             </w:rPr>
           </w:pPr>
-          <w:hyperlink w:anchor="_Toc238639966" w:history="1">
+          <w:hyperlink w:anchor="_Toc238774878" w:history="1">
             <w:r>
               <w:rPr>
                 <w:rStyle w:val="Lienhypertexte"/>
@@ -974,7 +974,7 @@
               <w:rPr>
                 <w:noProof/>
               </w:rPr>
-              <w:instrText xml:space="preserve"> PAGEREF _Toc238639966 \h </w:instrText>
+              <w:instrText xml:space="preserve"> PAGEREF _Toc238774878 \h </w:instrText>
             </w:r>
             <w:r>
               <w:rPr>
@@ -1015,7 +1015,7 @@
               <w14:ligatures w14:val="standardContextual"/>
             </w:rPr>
           </w:pPr>
-          <w:hyperlink w:anchor="_Toc238639967" w:history="1">
+          <w:hyperlink w:anchor="_Toc238774879" w:history="1">
             <w:r>
               <w:rPr>
                 <w:rStyle w:val="Lienhypertexte"/>
@@ -1039,7 +1039,7 @@
               <w:rPr>
                 <w:noProof/>
               </w:rPr>
-              <w:instrText xml:space="preserve"> PAGEREF _Toc238639967 \h </w:instrText>
+              <w:instrText xml:space="preserve"> PAGEREF _Toc238774879 \h </w:instrText>
             </w:r>
             <w:r>
               <w:rPr>
@@ -1080,7 +1080,7 @@
               <w14:ligatures w14:val="standardContextual"/>
             </w:rPr>
           </w:pPr>
-          <w:hyperlink w:anchor="_Toc238639968" w:history="1">
+          <w:hyperlink w:anchor="_Toc238774880" w:history="1">
             <w:r>
               <w:rPr>
                 <w:rStyle w:val="Lienhypertexte"/>
@@ -1105,7 +1105,7 @@
               <w:rPr>
                 <w:noProof/>
               </w:rPr>
-              <w:instrText xml:space="preserve"> PAGEREF _Toc238639968 \h </w:instrText>
+              <w:instrText xml:space="preserve"> PAGEREF _Toc238774880 \h </w:instrText>
             </w:r>
             <w:r>
               <w:rPr>
@@ -1146,7 +1146,7 @@
               <w14:ligatures w14:val="standardContextual"/>
             </w:rPr>
           </w:pPr>
-          <w:hyperlink w:anchor="_Toc238639969" w:history="1">
+          <w:hyperlink w:anchor="_Toc238774881" w:history="1">
             <w:r>
               <w:rPr>
                 <w:rStyle w:val="Lienhypertexte"/>
@@ -1171,7 +1171,7 @@
               <w:rPr>
                 <w:noProof/>
               </w:rPr>
-              <w:instrText xml:space="preserve"> PAGEREF _Toc238639969 \h </w:instrText>
+              <w:instrText xml:space="preserve"> PAGEREF _Toc238774881 \h </w:instrText>
             </w:r>
             <w:r>
               <w:rPr>
@@ -1212,7 +1212,7 @@
               <w14:ligatures w14:val="standardContextual"/>
             </w:rPr>
           </w:pPr>
-          <w:hyperlink w:anchor="_Toc238639970" w:history="1">
+          <w:hyperlink w:anchor="_Toc238774882" w:history="1">
             <w:r>
               <w:rPr>
                 <w:rStyle w:val="Lienhypertexte"/>
@@ -1237,7 +1237,7 @@
               <w:rPr>
                 <w:noProof/>
               </w:rPr>
-              <w:instrText xml:space="preserve"> PAGEREF _Toc238639970 \h </w:instrText>
+              <w:instrText xml:space="preserve"> PAGEREF _Toc238774882 \h </w:instrText>
             </w:r>
             <w:r>
               <w:rPr>
@@ -1278,7 +1278,7 @@
               <w14:ligatures w14:val="standardContextual"/>
             </w:rPr>
           </w:pPr>
-          <w:hyperlink w:anchor="_Toc238639971" w:history="1">
+          <w:hyperlink w:anchor="_Toc238774883" w:history="1">
             <w:r>
               <w:rPr>
                 <w:rStyle w:val="Lienhypertexte"/>
@@ -1303,7 +1303,7 @@
               <w:rPr>
                 <w:noProof/>
               </w:rPr>
-              <w:instrText xml:space="preserve"> PAGEREF _Toc238639971 \h </w:instrText>
+              <w:instrText xml:space="preserve"> PAGEREF _Toc238774883 \h </w:instrText>
             </w:r>
             <w:r>
               <w:rPr>
@@ -1344,7 +1344,7 @@
               <w14:ligatures w14:val="standardContextual"/>
             </w:rPr>
           </w:pPr>
-          <w:hyperlink w:anchor="_Toc238639972" w:history="1">
+          <w:hyperlink w:anchor="_Toc238774884" w:history="1">
             <w:r>
               <w:rPr>
                 <w:rStyle w:val="Lienhypertexte"/>
@@ -1369,7 +1369,7 @@
               <w:rPr>
                 <w:noProof/>
               </w:rPr>
-              <w:instrText xml:space="preserve"> PAGEREF _Toc238639972 \h </w:instrText>
+              <w:instrText xml:space="preserve"> PAGEREF _Toc238774884 \h </w:instrText>
             </w:r>
             <w:r>
               <w:rPr>
@@ -1410,7 +1410,7 @@
               <w14:ligatures w14:val="standardContextual"/>
             </w:rPr>
           </w:pPr>
-          <w:hyperlink w:anchor="_Toc238639973" w:history="1">
+          <w:hyperlink w:anchor="_Toc238774885" w:history="1">
             <w:r>
               <w:rPr>
                 <w:rStyle w:val="Lienhypertexte"/>
@@ -1435,7 +1435,7 @@
               <w:rPr>
                 <w:noProof/>
               </w:rPr>
-              <w:instrText xml:space="preserve"> PAGEREF _Toc238639973 \h </w:instrText>
+              <w:instrText xml:space="preserve"> PAGEREF _Toc238774885 \h </w:instrText>
             </w:r>
             <w:r>
               <w:rPr>
@@ -1476,7 +1476,7 @@
               <w14:ligatures w14:val="standardContextual"/>
             </w:rPr>
           </w:pPr>
-          <w:hyperlink w:anchor="_Toc238639974" w:history="1">
+          <w:hyperlink w:anchor="_Toc238774886" w:history="1">
             <w:r>
               <w:rPr>
                 <w:rStyle w:val="Lienhypertexte"/>
@@ -1501,7 +1501,7 @@
               <w:rPr>
                 <w:noProof/>
               </w:rPr>
-              <w:instrText xml:space="preserve"> PAGEREF _Toc238639974 \h </w:instrText>
+              <w:instrText xml:space="preserve"> PAGEREF _Toc238774886 \h </w:instrText>
             </w:r>
             <w:r>
               <w:rPr>
@@ -1542,7 +1542,7 @@
               <w14:ligatures w14:val="standardContextual"/>
             </w:rPr>
           </w:pPr>
-          <w:hyperlink w:anchor="_Toc238639975" w:history="1">
+          <w:hyperlink w:anchor="_Toc238774887" w:history="1">
             <w:r>
               <w:rPr>
                 <w:rStyle w:val="Lienhypertexte"/>
@@ -1567,7 +1567,7 @@
               <w:rPr>
                 <w:noProof/>
               </w:rPr>
-              <w:instrText xml:space="preserve"> PAGEREF _Toc238639975 \h </w:instrText>
+              <w:instrText xml:space="preserve"> PAGEREF _Toc238774887 \h </w:instrText>
             </w:r>
             <w:r>
               <w:rPr>
@@ -1608,7 +1608,7 @@
               <w14:ligatures w14:val="standardContextual"/>
             </w:rPr>
           </w:pPr>
-          <w:hyperlink w:anchor="_Toc238639976" w:history="1">
+          <w:hyperlink w:anchor="_Toc238774888" w:history="1">
             <w:r>
               <w:rPr>
                 <w:rStyle w:val="Lienhypertexte"/>
@@ -1633,7 +1633,7 @@
               <w:rPr>
                 <w:noProof/>
               </w:rPr>
-              <w:instrText xml:space="preserve"> PAGEREF _Toc238639976 \h </w:instrText>
+              <w:instrText xml:space="preserve"> PAGEREF _Toc238774888 \h </w:instrText>
             </w:r>
             <w:r>
               <w:rPr>
@@ -1674,7 +1674,7 @@
               <w14:ligatures w14:val="standardContextual"/>
             </w:rPr>
           </w:pPr>
-          <w:hyperlink w:anchor="_Toc238639977" w:history="1">
+          <w:hyperlink w:anchor="_Toc238774889" w:history="1">
             <w:r>
               <w:rPr>
                 <w:rStyle w:val="Lienhypertexte"/>
@@ -1699,7 +1699,7 @@
               <w:rPr>
                 <w:noProof/>
               </w:rPr>
-              <w:instrText xml:space="preserve"> PAGEREF _Toc238639977 \h </w:instrText>
+              <w:instrText xml:space="preserve"> PAGEREF _Toc238774889 \h </w:instrText>
             </w:r>
             <w:r>
               <w:rPr>
@@ -1740,7 +1740,7 @@
               <w14:ligatures w14:val="standardContextual"/>
             </w:rPr>
           </w:pPr>
-          <w:hyperlink w:anchor="_Toc238639978" w:history="1">
+          <w:hyperlink w:anchor="_Toc238774890" w:history="1">
             <w:r>
               <w:rPr>
                 <w:rStyle w:val="Lienhypertexte"/>
@@ -1765,7 +1765,7 @@
               <w:rPr>
                 <w:noProof/>
               </w:rPr>
-              <w:instrText xml:space="preserve"> PAGEREF _Toc238639978 \h </w:instrText>
+              <w:instrText xml:space="preserve"> PAGEREF _Toc238774890 \h </w:instrText>
             </w:r>
             <w:r>
               <w:rPr>
@@ -1806,7 +1806,7 @@
               <w14:ligatures w14:val="standardContextual"/>
             </w:rPr>
           </w:pPr>
-          <w:hyperlink w:anchor="_Toc238639979" w:history="1">
+          <w:hyperlink w:anchor="_Toc238774891" w:history="1">
             <w:r>
               <w:rPr>
                 <w:rStyle w:val="Lienhypertexte"/>
@@ -1831,7 +1831,7 @@
               <w:rPr>
                 <w:noProof/>
               </w:rPr>
-              <w:instrText xml:space="preserve"> PAGEREF _Toc238639979 \h </w:instrText>
+              <w:instrText xml:space="preserve"> PAGEREF _Toc238774891 \h </w:instrText>
             </w:r>
             <w:r>
               <w:rPr>
@@ -1872,7 +1872,7 @@
               <w14:ligatures w14:val="standardContextual"/>
             </w:rPr>
           </w:pPr>
-          <w:hyperlink w:anchor="_Toc238639980" w:history="1">
+          <w:hyperlink w:anchor="_Toc238774892" w:history="1">
             <w:r>
               <w:rPr>
                 <w:rStyle w:val="Lienhypertexte"/>
@@ -1897,7 +1897,7 @@
               <w:rPr>
                 <w:noProof/>
               </w:rPr>
-              <w:instrText xml:space="preserve"> PAGEREF _Toc238639980 \h </w:instrText>
+              <w:instrText xml:space="preserve"> PAGEREF _Toc238774892 \h </w:instrText>
             </w:r>
             <w:r>
               <w:rPr>
@@ -1938,7 +1938,7 @@
               <w14:ligatures w14:val="standardContextual"/>
             </w:rPr>
           </w:pPr>
-          <w:hyperlink w:anchor="_Toc238639981" w:history="1">
+          <w:hyperlink w:anchor="_Toc238774893" w:history="1">
             <w:r>
               <w:rPr>
                 <w:rStyle w:val="Lienhypertexte"/>
@@ -1963,7 +1963,7 @@
               <w:rPr>
                 <w:noProof/>
               </w:rPr>
-              <w:instrText xml:space="preserve"> PAGEREF _Toc238639981 \h </w:instrText>
+              <w:instrText xml:space="preserve"> PAGEREF _Toc238774893 \h </w:instrText>
             </w:r>
             <w:r>
               <w:rPr>
@@ -1980,7 +1980,7 @@
               <w:rPr>
                 <w:noProof/>
               </w:rPr>
-              <w:t>21</w:t>
+              <w:t>20</w:t>
             </w:r>
             <w:r>
               <w:rPr>
@@ -2004,7 +2004,7 @@
               <w14:ligatures w14:val="standardContextual"/>
             </w:rPr>
           </w:pPr>
-          <w:hyperlink w:anchor="_Toc238639982" w:history="1">
+          <w:hyperlink w:anchor="_Toc238774894" w:history="1">
             <w:r>
               <w:rPr>
                 <w:rStyle w:val="Lienhypertexte"/>
@@ -2029,7 +2029,7 @@
               <w:rPr>
                 <w:noProof/>
               </w:rPr>
-              <w:instrText xml:space="preserve"> PAGEREF _Toc238639982 \h </w:instrText>
+              <w:instrText xml:space="preserve"> PAGEREF _Toc238774894 \h </w:instrText>
             </w:r>
             <w:r>
               <w:rPr>
@@ -2046,7 +2046,7 @@
               <w:rPr>
                 <w:noProof/>
               </w:rPr>
-              <w:t>22</w:t>
+              <w:t>21</w:t>
             </w:r>
             <w:r>
               <w:rPr>
@@ -2070,7 +2070,7 @@
               <w14:ligatures w14:val="standardContextual"/>
             </w:rPr>
           </w:pPr>
-          <w:hyperlink w:anchor="_Toc238639983" w:history="1">
+          <w:hyperlink w:anchor="_Toc238774895" w:history="1">
             <w:r>
               <w:rPr>
                 <w:rStyle w:val="Lienhypertexte"/>
@@ -2095,7 +2095,7 @@
               <w:rPr>
                 <w:noProof/>
               </w:rPr>
-              <w:instrText xml:space="preserve"> PAGEREF _Toc238639983 \h </w:instrText>
+              <w:instrText xml:space="preserve"> PAGEREF _Toc238774895 \h </w:instrText>
             </w:r>
             <w:r>
               <w:rPr>
@@ -2136,7 +2136,7 @@
               <w14:ligatures w14:val="standardContextual"/>
             </w:rPr>
           </w:pPr>
-          <w:hyperlink w:anchor="_Toc238639984" w:history="1">
+          <w:hyperlink w:anchor="_Toc238774896" w:history="1">
             <w:r>
               <w:rPr>
                 <w:rStyle w:val="Lienhypertexte"/>
@@ -2161,7 +2161,7 @@
               <w:rPr>
                 <w:noProof/>
               </w:rPr>
-              <w:instrText xml:space="preserve"> PAGEREF _Toc238639984 \h </w:instrText>
+              <w:instrText xml:space="preserve"> PAGEREF _Toc238774896 \h </w:instrText>
             </w:r>
             <w:r>
               <w:rPr>
@@ -2178,7 +2178,7 @@
               <w:rPr>
                 <w:noProof/>
               </w:rPr>
-              <w:t>24</w:t>
+              <w:t>23</w:t>
             </w:r>
             <w:r>
               <w:rPr>
@@ -2202,7 +2202,7 @@
               <w14:ligatures w14:val="standardContextual"/>
             </w:rPr>
           </w:pPr>
-          <w:hyperlink w:anchor="_Toc238639985" w:history="1">
+          <w:hyperlink w:anchor="_Toc238774897" w:history="1">
             <w:r>
               <w:rPr>
                 <w:rStyle w:val="Lienhypertexte"/>
@@ -2227,7 +2227,7 @@
               <w:rPr>
                 <w:noProof/>
               </w:rPr>
-              <w:instrText xml:space="preserve"> PAGEREF _Toc238639985 \h </w:instrText>
+              <w:instrText xml:space="preserve"> PAGEREF _Toc238774897 \h </w:instrText>
             </w:r>
             <w:r>
               <w:rPr>
@@ -2244,7 +2244,7 @@
               <w:rPr>
                 <w:noProof/>
               </w:rPr>
-              <w:t>24</w:t>
+              <w:t>23</w:t>
             </w:r>
             <w:r>
               <w:rPr>
@@ -2268,7 +2268,7 @@
               <w14:ligatures w14:val="standardContextual"/>
             </w:rPr>
           </w:pPr>
-          <w:hyperlink w:anchor="_Toc238639986" w:history="1">
+          <w:hyperlink w:anchor="_Toc238774898" w:history="1">
             <w:r>
               <w:rPr>
                 <w:rStyle w:val="Lienhypertexte"/>
@@ -2293,7 +2293,7 @@
               <w:rPr>
                 <w:noProof/>
               </w:rPr>
-              <w:instrText xml:space="preserve"> PAGEREF _Toc238639986 \h </w:instrText>
+              <w:instrText xml:space="preserve"> PAGEREF _Toc238774898 \h </w:instrText>
             </w:r>
             <w:r>
               <w:rPr>
@@ -2310,7 +2310,7 @@
               <w:rPr>
                 <w:noProof/>
               </w:rPr>
-              <w:t>24</w:t>
+              <w:t>23</w:t>
             </w:r>
             <w:r>
               <w:rPr>
@@ -2334,7 +2334,7 @@
               <w14:ligatures w14:val="standardContextual"/>
             </w:rPr>
           </w:pPr>
-          <w:hyperlink w:anchor="_Toc238639987" w:history="1">
+          <w:hyperlink w:anchor="_Toc238774899" w:history="1">
             <w:r>
               <w:rPr>
                 <w:rStyle w:val="Lienhypertexte"/>
@@ -2358,7 +2358,7 @@
               <w:rPr>
                 <w:noProof/>
               </w:rPr>
-              <w:instrText xml:space="preserve"> PAGEREF _Toc238639987 \h </w:instrText>
+              <w:instrText xml:space="preserve"> PAGEREF _Toc238774899 \h </w:instrText>
             </w:r>
             <w:r>
               <w:rPr>
@@ -2375,7 +2375,7 @@
               <w:rPr>
                 <w:noProof/>
               </w:rPr>
-              <w:t>24</w:t>
+              <w:t>23</w:t>
             </w:r>
             <w:r>
               <w:rPr>
@@ -2399,7 +2399,7 @@
               <w14:ligatures w14:val="standardContextual"/>
             </w:rPr>
           </w:pPr>
-          <w:hyperlink w:anchor="_Toc238639988" w:history="1">
+          <w:hyperlink w:anchor="_Toc238774900" w:history="1">
             <w:r>
               <w:rPr>
                 <w:rStyle w:val="Lienhypertexte"/>
@@ -2424,7 +2424,7 @@
               <w:rPr>
                 <w:noProof/>
               </w:rPr>
-              <w:instrText xml:space="preserve"> PAGEREF _Toc238639988 \h </w:instrText>
+              <w:instrText xml:space="preserve"> PAGEREF _Toc238774900 \h </w:instrText>
             </w:r>
             <w:r>
               <w:rPr>
@@ -2441,7 +2441,7 @@
               <w:rPr>
                 <w:noProof/>
               </w:rPr>
-              <w:t>25</w:t>
+              <w:t>24</w:t>
             </w:r>
             <w:r>
               <w:rPr>
@@ -2465,7 +2465,7 @@
               <w14:ligatures w14:val="standardContextual"/>
             </w:rPr>
           </w:pPr>
-          <w:hyperlink w:anchor="_Toc238639989" w:history="1">
+          <w:hyperlink w:anchor="_Toc238774901" w:history="1">
             <w:r>
               <w:rPr>
                 <w:rStyle w:val="Lienhypertexte"/>
@@ -2490,7 +2490,7 @@
               <w:rPr>
                 <w:noProof/>
               </w:rPr>
-              <w:instrText xml:space="preserve"> PAGEREF _Toc238639989 \h </w:instrText>
+              <w:instrText xml:space="preserve"> PAGEREF _Toc238774901 \h </w:instrText>
             </w:r>
             <w:r>
               <w:rPr>
@@ -2507,7 +2507,7 @@
               <w:rPr>
                 <w:noProof/>
               </w:rPr>
-              <w:t>25</w:t>
+              <w:t>24</w:t>
             </w:r>
             <w:r>
               <w:rPr>
@@ -2531,7 +2531,7 @@
               <w14:ligatures w14:val="standardContextual"/>
             </w:rPr>
           </w:pPr>
-          <w:hyperlink w:anchor="_Toc238639990" w:history="1">
+          <w:hyperlink w:anchor="_Toc238774902" w:history="1">
             <w:r>
               <w:rPr>
                 <w:rStyle w:val="Lienhypertexte"/>
@@ -2556,7 +2556,7 @@
               <w:rPr>
                 <w:noProof/>
               </w:rPr>
-              <w:instrText xml:space="preserve"> PAGEREF _Toc238639990 \h </w:instrText>
+              <w:instrText xml:space="preserve"> PAGEREF _Toc238774902 \h </w:instrText>
             </w:r>
             <w:r>
               <w:rPr>
@@ -2573,7 +2573,7 @@
               <w:rPr>
                 <w:noProof/>
               </w:rPr>
-              <w:t>26</w:t>
+              <w:t>25</w:t>
             </w:r>
             <w:r>
               <w:rPr>
@@ -2597,7 +2597,7 @@
               <w14:ligatures w14:val="standardContextual"/>
             </w:rPr>
           </w:pPr>
-          <w:hyperlink w:anchor="_Toc238639991" w:history="1">
+          <w:hyperlink w:anchor="_Toc238774903" w:history="1">
             <w:r>
               <w:rPr>
                 <w:rStyle w:val="Lienhypertexte"/>
@@ -2622,7 +2622,7 @@
               <w:rPr>
                 <w:noProof/>
               </w:rPr>
-              <w:instrText xml:space="preserve"> PAGEREF _Toc238639991 \h </w:instrText>
+              <w:instrText xml:space="preserve"> PAGEREF _Toc238774903 \h </w:instrText>
             </w:r>
             <w:r>
               <w:rPr>
@@ -2639,7 +2639,7 @@
               <w:rPr>
                 <w:noProof/>
               </w:rPr>
-              <w:t>26</w:t>
+              <w:t>25</w:t>
             </w:r>
             <w:r>
               <w:rPr>
@@ -2663,7 +2663,7 @@
               <w14:ligatures w14:val="standardContextual"/>
             </w:rPr>
           </w:pPr>
-          <w:hyperlink w:anchor="_Toc238639992" w:history="1">
+          <w:hyperlink w:anchor="_Toc238774904" w:history="1">
             <w:r>
               <w:rPr>
                 <w:rStyle w:val="Lienhypertexte"/>
@@ -2688,7 +2688,7 @@
               <w:rPr>
                 <w:noProof/>
               </w:rPr>
-              <w:instrText xml:space="preserve"> PAGEREF _Toc238639992 \h </w:instrText>
+              <w:instrText xml:space="preserve"> PAGEREF _Toc238774904 \h </w:instrText>
             </w:r>
             <w:r>
               <w:rPr>
@@ -2705,7 +2705,7 @@
               <w:rPr>
                 <w:noProof/>
               </w:rPr>
-              <w:t>26</w:t>
+              <w:t>25</w:t>
             </w:r>
             <w:r>
               <w:rPr>
@@ -2729,7 +2729,7 @@
               <w14:ligatures w14:val="standardContextual"/>
             </w:rPr>
           </w:pPr>
-          <w:hyperlink w:anchor="_Toc238639993" w:history="1">
+          <w:hyperlink w:anchor="_Toc238774905" w:history="1">
             <w:r>
               <w:rPr>
                 <w:rStyle w:val="Lienhypertexte"/>
@@ -2754,7 +2754,7 @@
               <w:rPr>
                 <w:noProof/>
               </w:rPr>
-              <w:instrText xml:space="preserve"> PAGEREF _Toc238639993 \h </w:instrText>
+              <w:instrText xml:space="preserve"> PAGEREF _Toc238774905 \h </w:instrText>
             </w:r>
             <w:r>
               <w:rPr>
@@ -2771,7 +2771,7 @@
               <w:rPr>
                 <w:noProof/>
               </w:rPr>
-              <w:t>26</w:t>
+              <w:t>25</w:t>
             </w:r>
             <w:r>
               <w:rPr>
@@ -2795,7 +2795,7 @@
               <w14:ligatures w14:val="standardContextual"/>
             </w:rPr>
           </w:pPr>
-          <w:hyperlink w:anchor="_Toc238639994" w:history="1">
+          <w:hyperlink w:anchor="_Toc238774906" w:history="1">
             <w:r>
               <w:rPr>
                 <w:rStyle w:val="Lienhypertexte"/>
@@ -2820,7 +2820,7 @@
               <w:rPr>
                 <w:noProof/>
               </w:rPr>
-              <w:instrText xml:space="preserve"> PAGEREF _Toc238639994 \h </w:instrText>
+              <w:instrText xml:space="preserve"> PAGEREF _Toc238774906 \h </w:instrText>
             </w:r>
             <w:r>
               <w:rPr>
@@ -2837,7 +2837,7 @@
               <w:rPr>
                 <w:noProof/>
               </w:rPr>
-              <w:t>27</w:t>
+              <w:t>26</w:t>
             </w:r>
             <w:r>
               <w:rPr>
@@ -2861,7 +2861,7 @@
               <w14:ligatures w14:val="standardContextual"/>
             </w:rPr>
           </w:pPr>
-          <w:hyperlink w:anchor="_Toc238639995" w:history="1">
+          <w:hyperlink w:anchor="_Toc238774907" w:history="1">
             <w:r>
               <w:rPr>
                 <w:rStyle w:val="Lienhypertexte"/>
@@ -2886,7 +2886,7 @@
               <w:rPr>
                 <w:noProof/>
               </w:rPr>
-              <w:instrText xml:space="preserve"> PAGEREF _Toc238639995 \h </w:instrText>
+              <w:instrText xml:space="preserve"> PAGEREF _Toc238774907 \h </w:instrText>
             </w:r>
             <w:r>
               <w:rPr>
@@ -2903,7 +2903,7 @@
               <w:rPr>
                 <w:noProof/>
               </w:rPr>
-              <w:t>27</w:t>
+              <w:t>26</w:t>
             </w:r>
             <w:r>
               <w:rPr>
@@ -2927,7 +2927,7 @@
               <w14:ligatures w14:val="standardContextual"/>
             </w:rPr>
           </w:pPr>
-          <w:hyperlink w:anchor="_Toc238639996" w:history="1">
+          <w:hyperlink w:anchor="_Toc238774908" w:history="1">
             <w:r>
               <w:rPr>
                 <w:rStyle w:val="Lienhypertexte"/>
@@ -2952,7 +2952,7 @@
               <w:rPr>
                 <w:noProof/>
               </w:rPr>
-              <w:instrText xml:space="preserve"> PAGEREF _Toc238639996 \h </w:instrText>
+              <w:instrText xml:space="preserve"> PAGEREF _Toc238774908 \h </w:instrText>
             </w:r>
             <w:r>
               <w:rPr>
@@ -2969,7 +2969,7 @@
               <w:rPr>
                 <w:noProof/>
               </w:rPr>
-              <w:t>28</w:t>
+              <w:t>27</w:t>
             </w:r>
             <w:r>
               <w:rPr>
@@ -2993,7 +2993,7 @@
               <w14:ligatures w14:val="standardContextual"/>
             </w:rPr>
           </w:pPr>
-          <w:hyperlink w:anchor="_Toc238639997" w:history="1">
+          <w:hyperlink w:anchor="_Toc238774909" w:history="1">
             <w:r>
               <w:rPr>
                 <w:rStyle w:val="Lienhypertexte"/>
@@ -3018,7 +3018,7 @@
               <w:rPr>
                 <w:noProof/>
               </w:rPr>
-              <w:instrText xml:space="preserve"> PAGEREF _Toc238639997 \h </w:instrText>
+              <w:instrText xml:space="preserve"> PAGEREF _Toc238774909 \h </w:instrText>
             </w:r>
             <w:r>
               <w:rPr>
@@ -3035,7 +3035,7 @@
               <w:rPr>
                 <w:noProof/>
               </w:rPr>
-              <w:t>29</w:t>
+              <w:t>28</w:t>
             </w:r>
             <w:r>
               <w:rPr>
@@ -3059,7 +3059,7 @@
               <w14:ligatures w14:val="standardContextual"/>
             </w:rPr>
           </w:pPr>
-          <w:hyperlink w:anchor="_Toc238639998" w:history="1">
+          <w:hyperlink w:anchor="_Toc238774910" w:history="1">
             <w:r>
               <w:rPr>
                 <w:rStyle w:val="Lienhypertexte"/>
@@ -3084,7 +3084,7 @@
               <w:rPr>
                 <w:noProof/>
               </w:rPr>
-              <w:instrText xml:space="preserve"> PAGEREF _Toc238639998 \h </w:instrText>
+              <w:instrText xml:space="preserve"> PAGEREF _Toc238774910 \h </w:instrText>
             </w:r>
             <w:r>
               <w:rPr>
@@ -3101,7 +3101,7 @@
               <w:rPr>
                 <w:noProof/>
               </w:rPr>
-              <w:t>29</w:t>
+              <w:t>28</w:t>
             </w:r>
             <w:r>
               <w:rPr>
@@ -3125,7 +3125,7 @@
               <w14:ligatures w14:val="standardContextual"/>
             </w:rPr>
           </w:pPr>
-          <w:hyperlink w:anchor="_Toc238639999" w:history="1">
+          <w:hyperlink w:anchor="_Toc238774911" w:history="1">
             <w:r>
               <w:rPr>
                 <w:rStyle w:val="Lienhypertexte"/>
@@ -3149,7 +3149,7 @@
               <w:rPr>
                 <w:noProof/>
               </w:rPr>
-              <w:instrText xml:space="preserve"> PAGEREF _Toc238639999 \h </w:instrText>
+              <w:instrText xml:space="preserve"> PAGEREF _Toc238774911 \h </w:instrText>
             </w:r>
             <w:r>
               <w:rPr>
@@ -3166,7 +3166,7 @@
               <w:rPr>
                 <w:noProof/>
               </w:rPr>
-              <w:t>29</w:t>
+              <w:t>28</w:t>
             </w:r>
             <w:r>
               <w:rPr>
@@ -3190,7 +3190,7 @@
               <w14:ligatures w14:val="standardContextual"/>
             </w:rPr>
           </w:pPr>
-          <w:hyperlink w:anchor="_Toc238640000" w:history="1">
+          <w:hyperlink w:anchor="_Toc238774912" w:history="1">
             <w:r>
               <w:rPr>
                 <w:rStyle w:val="Lienhypertexte"/>
@@ -3215,7 +3215,7 @@
               <w:rPr>
                 <w:noProof/>
               </w:rPr>
-              <w:instrText xml:space="preserve"> PAGEREF _Toc238640000 \h </w:instrText>
+              <w:instrText xml:space="preserve"> PAGEREF _Toc238774912 \h </w:instrText>
             </w:r>
             <w:r>
               <w:rPr>
@@ -3232,7 +3232,7 @@
               <w:rPr>
                 <w:noProof/>
               </w:rPr>
-              <w:t>30</w:t>
+              <w:t>29</w:t>
             </w:r>
             <w:r>
               <w:rPr>
@@ -3256,7 +3256,7 @@
               <w14:ligatures w14:val="standardContextual"/>
             </w:rPr>
           </w:pPr>
-          <w:hyperlink w:anchor="_Toc238640001" w:history="1">
+          <w:hyperlink w:anchor="_Toc238774913" w:history="1">
             <w:r>
               <w:rPr>
                 <w:rStyle w:val="Lienhypertexte"/>
@@ -3281,7 +3281,7 @@
               <w:rPr>
                 <w:noProof/>
               </w:rPr>
-              <w:instrText xml:space="preserve"> PAGEREF _Toc238640001 \h </w:instrText>
+              <w:instrText xml:space="preserve"> PAGEREF _Toc238774913 \h </w:instrText>
             </w:r>
             <w:r>
               <w:rPr>
@@ -3298,7 +3298,7 @@
               <w:rPr>
                 <w:noProof/>
               </w:rPr>
-              <w:t>30</w:t>
+              <w:t>29</w:t>
             </w:r>
             <w:r>
               <w:rPr>
@@ -3322,7 +3322,7 @@
               <w14:ligatures w14:val="standardContextual"/>
             </w:rPr>
           </w:pPr>
-          <w:hyperlink w:anchor="_Toc238640002" w:history="1">
+          <w:hyperlink w:anchor="_Toc238774914" w:history="1">
             <w:r>
               <w:rPr>
                 <w:rStyle w:val="Lienhypertexte"/>
@@ -3347,7 +3347,7 @@
               <w:rPr>
                 <w:noProof/>
               </w:rPr>
-              <w:instrText xml:space="preserve"> PAGEREF _Toc238640002 \h </w:instrText>
+              <w:instrText xml:space="preserve"> PAGEREF _Toc238774914 \h </w:instrText>
             </w:r>
             <w:r>
               <w:rPr>
@@ -3364,7 +3364,7 @@
               <w:rPr>
                 <w:noProof/>
               </w:rPr>
-              <w:t>31</w:t>
+              <w:t>30</w:t>
             </w:r>
             <w:r>
               <w:rPr>
@@ -3388,7 +3388,7 @@
               <w14:ligatures w14:val="standardContextual"/>
             </w:rPr>
           </w:pPr>
-          <w:hyperlink w:anchor="_Toc238640003" w:history="1">
+          <w:hyperlink w:anchor="_Toc238774915" w:history="1">
             <w:r>
               <w:rPr>
                 <w:rStyle w:val="Lienhypertexte"/>
@@ -3413,7 +3413,7 @@
               <w:rPr>
                 <w:noProof/>
               </w:rPr>
-              <w:instrText xml:space="preserve"> PAGEREF _Toc238640003 \h </w:instrText>
+              <w:instrText xml:space="preserve"> PAGEREF _Toc238774915 \h </w:instrText>
             </w:r>
             <w:r>
               <w:rPr>
@@ -3430,7 +3430,7 @@
               <w:rPr>
                 <w:noProof/>
               </w:rPr>
-              <w:t>31</w:t>
+              <w:t>30</w:t>
             </w:r>
             <w:r>
               <w:rPr>
@@ -3454,7 +3454,7 @@
               <w14:ligatures w14:val="standardContextual"/>
             </w:rPr>
           </w:pPr>
-          <w:hyperlink w:anchor="_Toc238640004" w:history="1">
+          <w:hyperlink w:anchor="_Toc238774916" w:history="1">
             <w:r>
               <w:rPr>
                 <w:rStyle w:val="Lienhypertexte"/>
@@ -3479,7 +3479,7 @@
               <w:rPr>
                 <w:noProof/>
               </w:rPr>
-              <w:instrText xml:space="preserve"> PAGEREF _Toc238640004 \h </w:instrText>
+              <w:instrText xml:space="preserve"> PAGEREF _Toc238774916 \h </w:instrText>
             </w:r>
             <w:r>
               <w:rPr>
@@ -3496,7 +3496,7 @@
               <w:rPr>
                 <w:noProof/>
               </w:rPr>
-              <w:t>32</w:t>
+              <w:t>31</w:t>
             </w:r>
             <w:r>
               <w:rPr>
@@ -3520,7 +3520,7 @@
               <w14:ligatures w14:val="standardContextual"/>
             </w:rPr>
           </w:pPr>
-          <w:hyperlink w:anchor="_Toc238640005" w:history="1">
+          <w:hyperlink w:anchor="_Toc238774917" w:history="1">
             <w:r>
               <w:rPr>
                 <w:rStyle w:val="Lienhypertexte"/>
@@ -3545,7 +3545,7 @@
               <w:rPr>
                 <w:noProof/>
               </w:rPr>
-              <w:instrText xml:space="preserve"> PAGEREF _Toc238640005 \h </w:instrText>
+              <w:instrText xml:space="preserve"> PAGEREF _Toc238774917 \h </w:instrText>
             </w:r>
             <w:r>
               <w:rPr>
@@ -3586,7 +3586,7 @@
               <w14:ligatures w14:val="standardContextual"/>
             </w:rPr>
           </w:pPr>
-          <w:hyperlink w:anchor="_Toc238640006" w:history="1">
+          <w:hyperlink w:anchor="_Toc238774918" w:history="1">
             <w:r>
               <w:rPr>
                 <w:rStyle w:val="Lienhypertexte"/>
@@ -3611,7 +3611,7 @@
               <w:rPr>
                 <w:noProof/>
               </w:rPr>
-              <w:instrText xml:space="preserve"> PAGEREF _Toc238640006 \h </w:instrText>
+              <w:instrText xml:space="preserve"> PAGEREF _Toc238774918 \h </w:instrText>
             </w:r>
             <w:r>
               <w:rPr>
@@ -3628,7 +3628,7 @@
               <w:rPr>
                 <w:noProof/>
               </w:rPr>
-              <w:t>33</w:t>
+              <w:t>32</w:t>
             </w:r>
             <w:r>
               <w:rPr>
@@ -3652,7 +3652,7 @@
               <w14:ligatures w14:val="standardContextual"/>
             </w:rPr>
           </w:pPr>
-          <w:hyperlink w:anchor="_Toc238640007" w:history="1">
+          <w:hyperlink w:anchor="_Toc238774919" w:history="1">
             <w:r>
               <w:rPr>
                 <w:rStyle w:val="Lienhypertexte"/>
@@ -3676,7 +3676,7 @@
               <w:rPr>
                 <w:noProof/>
               </w:rPr>
-              <w:instrText xml:space="preserve"> PAGEREF _Toc238640007 \h </w:instrText>
+              <w:instrText xml:space="preserve"> PAGEREF _Toc238774919 \h </w:instrText>
             </w:r>
             <w:r>
               <w:rPr>
@@ -3693,7 +3693,7 @@
               <w:rPr>
                 <w:noProof/>
               </w:rPr>
-              <w:t>33</w:t>
+              <w:t>32</w:t>
             </w:r>
             <w:r>
               <w:rPr>
@@ -3717,7 +3717,7 @@
               <w14:ligatures w14:val="standardContextual"/>
             </w:rPr>
           </w:pPr>
-          <w:hyperlink w:anchor="_Toc238640008" w:history="1">
+          <w:hyperlink w:anchor="_Toc238774920" w:history="1">
             <w:r>
               <w:rPr>
                 <w:rStyle w:val="Lienhypertexte"/>
@@ -3742,7 +3742,7 @@
               <w:rPr>
                 <w:noProof/>
               </w:rPr>
-              <w:instrText xml:space="preserve"> PAGEREF _Toc238640008 \h </w:instrText>
+              <w:instrText xml:space="preserve"> PAGEREF _Toc238774920 \h </w:instrText>
             </w:r>
             <w:r>
               <w:rPr>
@@ -3759,7 +3759,7 @@
               <w:rPr>
                 <w:noProof/>
               </w:rPr>
-              <w:t>33</w:t>
+              <w:t>32</w:t>
             </w:r>
             <w:r>
               <w:rPr>
@@ -3783,7 +3783,7 @@
               <w14:ligatures w14:val="standardContextual"/>
             </w:rPr>
           </w:pPr>
-          <w:hyperlink w:anchor="_Toc238640009" w:history="1">
+          <w:hyperlink w:anchor="_Toc238774921" w:history="1">
             <w:r>
               <w:rPr>
                 <w:rStyle w:val="Lienhypertexte"/>
@@ -3808,7 +3808,7 @@
               <w:rPr>
                 <w:noProof/>
               </w:rPr>
-              <w:instrText xml:space="preserve"> PAGEREF _Toc238640009 \h </w:instrText>
+              <w:instrText xml:space="preserve"> PAGEREF _Toc238774921 \h </w:instrText>
             </w:r>
             <w:r>
               <w:rPr>
@@ -3825,7 +3825,7 @@
               <w:rPr>
                 <w:noProof/>
               </w:rPr>
-              <w:t>35</w:t>
+              <w:t>34</w:t>
             </w:r>
             <w:r>
               <w:rPr>
@@ -3849,7 +3849,7 @@
               <w14:ligatures w14:val="standardContextual"/>
             </w:rPr>
           </w:pPr>
-          <w:hyperlink w:anchor="_Toc238640010" w:history="1">
+          <w:hyperlink w:anchor="_Toc238774922" w:history="1">
             <w:r>
               <w:rPr>
                 <w:rStyle w:val="Lienhypertexte"/>
@@ -3874,7 +3874,7 @@
               <w:rPr>
                 <w:noProof/>
               </w:rPr>
-              <w:instrText xml:space="preserve"> PAGEREF _Toc238640010 \h </w:instrText>
+              <w:instrText xml:space="preserve"> PAGEREF _Toc238774922 \h </w:instrText>
             </w:r>
             <w:r>
               <w:rPr>
@@ -3891,7 +3891,7 @@
               <w:rPr>
                 <w:noProof/>
               </w:rPr>
-              <w:t>36</w:t>
+              <w:t>35</w:t>
             </w:r>
             <w:r>
               <w:rPr>
@@ -3915,7 +3915,7 @@
               <w14:ligatures w14:val="standardContextual"/>
             </w:rPr>
           </w:pPr>
-          <w:hyperlink w:anchor="_Toc238640011" w:history="1">
+          <w:hyperlink w:anchor="_Toc238774923" w:history="1">
             <w:r>
               <w:rPr>
                 <w:rStyle w:val="Lienhypertexte"/>
@@ -3940,7 +3940,7 @@
               <w:rPr>
                 <w:noProof/>
               </w:rPr>
-              <w:instrText xml:space="preserve"> PAGEREF _Toc238640011 \h </w:instrText>
+              <w:instrText xml:space="preserve"> PAGEREF _Toc238774923 \h </w:instrText>
             </w:r>
             <w:r>
               <w:rPr>
@@ -3957,7 +3957,7 @@
               <w:rPr>
                 <w:noProof/>
               </w:rPr>
-              <w:t>37</w:t>
+              <w:t>36</w:t>
             </w:r>
             <w:r>
               <w:rPr>
@@ -3981,7 +3981,7 @@
               <w14:ligatures w14:val="standardContextual"/>
             </w:rPr>
           </w:pPr>
-          <w:hyperlink w:anchor="_Toc238640012" w:history="1">
+          <w:hyperlink w:anchor="_Toc238774924" w:history="1">
             <w:r>
               <w:rPr>
                 <w:rStyle w:val="Lienhypertexte"/>
@@ -4006,7 +4006,7 @@
               <w:rPr>
                 <w:noProof/>
               </w:rPr>
-              <w:instrText xml:space="preserve"> PAGEREF _Toc238640012 \h </w:instrText>
+              <w:instrText xml:space="preserve"> PAGEREF _Toc238774924 \h </w:instrText>
             </w:r>
             <w:r>
               <w:rPr>
@@ -4023,7 +4023,7 @@
               <w:rPr>
                 <w:noProof/>
               </w:rPr>
-              <w:t>38</w:t>
+              <w:t>37</w:t>
             </w:r>
             <w:r>
               <w:rPr>
@@ -4047,7 +4047,7 @@
               <w14:ligatures w14:val="standardContextual"/>
             </w:rPr>
           </w:pPr>
-          <w:hyperlink w:anchor="_Toc238640013" w:history="1">
+          <w:hyperlink w:anchor="_Toc238774925" w:history="1">
             <w:r>
               <w:rPr>
                 <w:rStyle w:val="Lienhypertexte"/>
@@ -4072,7 +4072,7 @@
               <w:rPr>
                 <w:noProof/>
               </w:rPr>
-              <w:instrText xml:space="preserve"> PAGEREF _Toc238640013 \h </w:instrText>
+              <w:instrText xml:space="preserve"> PAGEREF _Toc238774925 \h </w:instrText>
             </w:r>
             <w:r>
               <w:rPr>
@@ -4089,7 +4089,7 @@
               <w:rPr>
                 <w:noProof/>
               </w:rPr>
-              <w:t>38</w:t>
+              <w:t>37</w:t>
             </w:r>
             <w:r>
               <w:rPr>
@@ -4113,7 +4113,7 @@
               <w14:ligatures w14:val="standardContextual"/>
             </w:rPr>
           </w:pPr>
-          <w:hyperlink w:anchor="_Toc238640014" w:history="1">
+          <w:hyperlink w:anchor="_Toc238774926" w:history="1">
             <w:r>
               <w:rPr>
                 <w:rStyle w:val="Lienhypertexte"/>
@@ -4138,7 +4138,7 @@
               <w:rPr>
                 <w:noProof/>
               </w:rPr>
-              <w:instrText xml:space="preserve"> PAGEREF _Toc238640014 \h </w:instrText>
+              <w:instrText xml:space="preserve"> PAGEREF _Toc238774926 \h </w:instrText>
             </w:r>
             <w:r>
               <w:rPr>
@@ -4155,7 +4155,7 @@
               <w:rPr>
                 <w:noProof/>
               </w:rPr>
-              <w:t>39</w:t>
+              <w:t>38</w:t>
             </w:r>
             <w:r>
               <w:rPr>
@@ -4179,7 +4179,7 @@
               <w14:ligatures w14:val="standardContextual"/>
             </w:rPr>
           </w:pPr>
-          <w:hyperlink w:anchor="_Toc238640015" w:history="1">
+          <w:hyperlink w:anchor="_Toc238774927" w:history="1">
             <w:r>
               <w:rPr>
                 <w:rStyle w:val="Lienhypertexte"/>
@@ -4204,7 +4204,7 @@
               <w:rPr>
                 <w:noProof/>
               </w:rPr>
-              <w:instrText xml:space="preserve"> PAGEREF _Toc238640015 \h </w:instrText>
+              <w:instrText xml:space="preserve"> PAGEREF _Toc238774927 \h </w:instrText>
             </w:r>
             <w:r>
               <w:rPr>
@@ -4221,7 +4221,7 @@
               <w:rPr>
                 <w:noProof/>
               </w:rPr>
-              <w:t>41</w:t>
+              <w:t>40</w:t>
             </w:r>
             <w:r>
               <w:rPr>
@@ -4245,7 +4245,7 @@
               <w14:ligatures w14:val="standardContextual"/>
             </w:rPr>
           </w:pPr>
-          <w:hyperlink w:anchor="_Toc238640016" w:history="1">
+          <w:hyperlink w:anchor="_Toc238774928" w:history="1">
             <w:r>
               <w:rPr>
                 <w:rStyle w:val="Lienhypertexte"/>
@@ -4270,7 +4270,7 @@
               <w:rPr>
                 <w:noProof/>
               </w:rPr>
-              <w:instrText xml:space="preserve"> PAGEREF _Toc238640016 \h </w:instrText>
+              <w:instrText xml:space="preserve"> PAGEREF _Toc238774928 \h </w:instrText>
             </w:r>
             <w:r>
               <w:rPr>
@@ -4287,7 +4287,7 @@
               <w:rPr>
                 <w:noProof/>
               </w:rPr>
-              <w:t>41</w:t>
+              <w:t>40</w:t>
             </w:r>
             <w:r>
               <w:rPr>
@@ -4311,7 +4311,7 @@
               <w14:ligatures w14:val="standardContextual"/>
             </w:rPr>
           </w:pPr>
-          <w:hyperlink w:anchor="_Toc238640017" w:history="1">
+          <w:hyperlink w:anchor="_Toc238774929" w:history="1">
             <w:r>
               <w:rPr>
                 <w:rStyle w:val="Lienhypertexte"/>
@@ -4335,7 +4335,7 @@
               <w:rPr>
                 <w:noProof/>
               </w:rPr>
-              <w:instrText xml:space="preserve"> PAGEREF _Toc238640017 \h </w:instrText>
+              <w:instrText xml:space="preserve"> PAGEREF _Toc238774929 \h </w:instrText>
             </w:r>
             <w:r>
               <w:rPr>
@@ -4352,7 +4352,7 @@
               <w:rPr>
                 <w:noProof/>
               </w:rPr>
-              <w:t>41</w:t>
+              <w:t>40</w:t>
             </w:r>
             <w:r>
               <w:rPr>
@@ -4376,7 +4376,7 @@
               <w14:ligatures w14:val="standardContextual"/>
             </w:rPr>
           </w:pPr>
-          <w:hyperlink w:anchor="_Toc238640018" w:history="1">
+          <w:hyperlink w:anchor="_Toc238774930" w:history="1">
             <w:r>
               <w:rPr>
                 <w:rStyle w:val="Lienhypertexte"/>
@@ -4400,7 +4400,7 @@
               <w:rPr>
                 <w:noProof/>
               </w:rPr>
-              <w:instrText xml:space="preserve"> PAGEREF _Toc238640018 \h </w:instrText>
+              <w:instrText xml:space="preserve"> PAGEREF _Toc238774930 \h </w:instrText>
             </w:r>
             <w:r>
               <w:rPr>
@@ -4417,7 +4417,7 @@
               <w:rPr>
                 <w:noProof/>
               </w:rPr>
-              <w:t>41</w:t>
+              <w:t>40</w:t>
             </w:r>
             <w:r>
               <w:rPr>
@@ -4441,7 +4441,7 @@
               <w14:ligatures w14:val="standardContextual"/>
             </w:rPr>
           </w:pPr>
-          <w:hyperlink w:anchor="_Toc238640019" w:history="1">
+          <w:hyperlink w:anchor="_Toc238774931" w:history="1">
             <w:r>
               <w:rPr>
                 <w:rStyle w:val="Lienhypertexte"/>
@@ -4465,7 +4465,7 @@
               <w:rPr>
                 <w:noProof/>
               </w:rPr>
-              <w:instrText xml:space="preserve"> PAGEREF _Toc238640019 \h </w:instrText>
+              <w:instrText xml:space="preserve"> PAGEREF _Toc238774931 \h </w:instrText>
             </w:r>
             <w:r>
               <w:rPr>
@@ -4482,7 +4482,7 @@
               <w:rPr>
                 <w:noProof/>
               </w:rPr>
-              <w:t>42</w:t>
+              <w:t>41</w:t>
             </w:r>
             <w:r>
               <w:rPr>
@@ -4506,7 +4506,7 @@
               <w14:ligatures w14:val="standardContextual"/>
             </w:rPr>
           </w:pPr>
-          <w:hyperlink w:anchor="_Toc238640020" w:history="1">
+          <w:hyperlink w:anchor="_Toc238774932" w:history="1">
             <w:r>
               <w:rPr>
                 <w:rStyle w:val="Lienhypertexte"/>
@@ -4531,7 +4531,7 @@
               <w:rPr>
                 <w:noProof/>
               </w:rPr>
-              <w:instrText xml:space="preserve"> PAGEREF _Toc238640020 \h </w:instrText>
+              <w:instrText xml:space="preserve"> PAGEREF _Toc238774932 \h </w:instrText>
             </w:r>
             <w:r>
               <w:rPr>
@@ -4548,7 +4548,7 @@
               <w:rPr>
                 <w:noProof/>
               </w:rPr>
-              <w:t>43</w:t>
+              <w:t>42</w:t>
             </w:r>
             <w:r>
               <w:rPr>
@@ -4572,7 +4572,7 @@
               <w14:ligatures w14:val="standardContextual"/>
             </w:rPr>
           </w:pPr>
-          <w:hyperlink w:anchor="_Toc238640021" w:history="1">
+          <w:hyperlink w:anchor="_Toc238774933" w:history="1">
             <w:r>
               <w:rPr>
                 <w:rStyle w:val="Lienhypertexte"/>
@@ -4597,7 +4597,7 @@
               <w:rPr>
                 <w:noProof/>
               </w:rPr>
-              <w:instrText xml:space="preserve"> PAGEREF _Toc238640021 \h </w:instrText>
+              <w:instrText xml:space="preserve"> PAGEREF _Toc238774933 \h </w:instrText>
             </w:r>
             <w:r>
               <w:rPr>
@@ -4614,7 +4614,7 @@
               <w:rPr>
                 <w:noProof/>
               </w:rPr>
-              <w:t>43</w:t>
+              <w:t>42</w:t>
             </w:r>
             <w:r>
               <w:rPr>
@@ -4638,7 +4638,7 @@
               <w14:ligatures w14:val="standardContextual"/>
             </w:rPr>
           </w:pPr>
-          <w:hyperlink w:anchor="_Toc238640022" w:history="1">
+          <w:hyperlink w:anchor="_Toc238774934" w:history="1">
             <w:r>
               <w:rPr>
                 <w:rStyle w:val="Lienhypertexte"/>
@@ -4662,7 +4662,7 @@
               <w:rPr>
                 <w:noProof/>
               </w:rPr>
-              <w:instrText xml:space="preserve"> PAGEREF _Toc238640022 \h </w:instrText>
+              <w:instrText xml:space="preserve"> PAGEREF _Toc238774934 \h </w:instrText>
             </w:r>
             <w:r>
               <w:rPr>
@@ -4679,7 +4679,7 @@
               <w:rPr>
                 <w:noProof/>
               </w:rPr>
-              <w:t>43</w:t>
+              <w:t>42</w:t>
             </w:r>
             <w:r>
               <w:rPr>
@@ -4703,7 +4703,7 @@
               <w14:ligatures w14:val="standardContextual"/>
             </w:rPr>
           </w:pPr>
-          <w:hyperlink w:anchor="_Toc238640023" w:history="1">
+          <w:hyperlink w:anchor="_Toc238774935" w:history="1">
             <w:r>
               <w:rPr>
                 <w:rStyle w:val="Lienhypertexte"/>
@@ -4728,7 +4728,7 @@
               <w:rPr>
                 <w:noProof/>
               </w:rPr>
-              <w:instrText xml:space="preserve"> PAGEREF _Toc238640023 \h </w:instrText>
+              <w:instrText xml:space="preserve"> PAGEREF _Toc238774935 \h </w:instrText>
             </w:r>
             <w:r>
               <w:rPr>
@@ -4745,7 +4745,7 @@
               <w:rPr>
                 <w:noProof/>
               </w:rPr>
-              <w:t>44</w:t>
+              <w:t>43</w:t>
             </w:r>
             <w:r>
               <w:rPr>
@@ -4769,7 +4769,7 @@
               <w14:ligatures w14:val="standardContextual"/>
             </w:rPr>
           </w:pPr>
-          <w:hyperlink w:anchor="_Toc238640024" w:history="1">
+          <w:hyperlink w:anchor="_Toc238774936" w:history="1">
             <w:r>
               <w:rPr>
                 <w:rStyle w:val="Lienhypertexte"/>
@@ -4793,7 +4793,7 @@
               <w:rPr>
                 <w:noProof/>
               </w:rPr>
-              <w:instrText xml:space="preserve"> PAGEREF _Toc238640024 \h </w:instrText>
+              <w:instrText xml:space="preserve"> PAGEREF _Toc238774936 \h </w:instrText>
             </w:r>
             <w:r>
               <w:rPr>
@@ -4810,7 +4810,7 @@
               <w:rPr>
                 <w:noProof/>
               </w:rPr>
-              <w:t>45</w:t>
+              <w:t>44</w:t>
             </w:r>
             <w:r>
               <w:rPr>
@@ -4834,7 +4834,7 @@
               <w14:ligatures w14:val="standardContextual"/>
             </w:rPr>
           </w:pPr>
-          <w:hyperlink w:anchor="_Toc238640025" w:history="1">
+          <w:hyperlink w:anchor="_Toc238774937" w:history="1">
             <w:r>
               <w:rPr>
                 <w:rStyle w:val="Lienhypertexte"/>
@@ -4858,7 +4858,7 @@
               <w:rPr>
                 <w:noProof/>
               </w:rPr>
-              <w:instrText xml:space="preserve"> PAGEREF _Toc238640025 \h </w:instrText>
+              <w:instrText xml:space="preserve"> PAGEREF _Toc238774937 \h </w:instrText>
             </w:r>
             <w:r>
               <w:rPr>
@@ -4875,7 +4875,7 @@
               <w:rPr>
                 <w:noProof/>
               </w:rPr>
-              <w:t>45</w:t>
+              <w:t>44</w:t>
             </w:r>
             <w:r>
               <w:rPr>
@@ -4899,7 +4899,7 @@
               <w14:ligatures w14:val="standardContextual"/>
             </w:rPr>
           </w:pPr>
-          <w:hyperlink w:anchor="_Toc238640026" w:history="1">
+          <w:hyperlink w:anchor="_Toc238774938" w:history="1">
             <w:r>
               <w:rPr>
                 <w:rStyle w:val="Lienhypertexte"/>
@@ -4923,7 +4923,7 @@
               <w:rPr>
                 <w:noProof/>
               </w:rPr>
-              <w:instrText xml:space="preserve"> PAGEREF _Toc238640026 \h </w:instrText>
+              <w:instrText xml:space="preserve"> PAGEREF _Toc238774938 \h </w:instrText>
             </w:r>
             <w:r>
               <w:rPr>
@@ -4940,7 +4940,7 @@
               <w:rPr>
                 <w:noProof/>
               </w:rPr>
-              <w:t>45</w:t>
+              <w:t>44</w:t>
             </w:r>
             <w:r>
               <w:rPr>
@@ -4964,7 +4964,7 @@
               <w14:ligatures w14:val="standardContextual"/>
             </w:rPr>
           </w:pPr>
-          <w:hyperlink w:anchor="_Toc238640027" w:history="1">
+          <w:hyperlink w:anchor="_Toc238774939" w:history="1">
             <w:r>
               <w:rPr>
                 <w:rStyle w:val="Lienhypertexte"/>
@@ -4988,7 +4988,7 @@
               <w:rPr>
                 <w:noProof/>
               </w:rPr>
-              <w:instrText xml:space="preserve"> PAGEREF _Toc238640027 \h </w:instrText>
+              <w:instrText xml:space="preserve"> PAGEREF _Toc238774939 \h </w:instrText>
             </w:r>
             <w:r>
               <w:rPr>
@@ -5005,7 +5005,7 @@
               <w:rPr>
                 <w:noProof/>
               </w:rPr>
-              <w:t>46</w:t>
+              <w:t>45</w:t>
             </w:r>
             <w:r>
               <w:rPr>
@@ -5029,7 +5029,7 @@
               <w14:ligatures w14:val="standardContextual"/>
             </w:rPr>
           </w:pPr>
-          <w:hyperlink w:anchor="_Toc238640028" w:history="1">
+          <w:hyperlink w:anchor="_Toc238774940" w:history="1">
             <w:r>
               <w:rPr>
                 <w:rStyle w:val="Lienhypertexte"/>
@@ -5054,7 +5054,7 @@
               <w:rPr>
                 <w:noProof/>
               </w:rPr>
-              <w:instrText xml:space="preserve"> PAGEREF _Toc238640028 \h </w:instrText>
+              <w:instrText xml:space="preserve"> PAGEREF _Toc238774940 \h </w:instrText>
             </w:r>
             <w:r>
               <w:rPr>
@@ -5071,7 +5071,7 @@
               <w:rPr>
                 <w:noProof/>
               </w:rPr>
-              <w:t>46</w:t>
+              <w:t>45</w:t>
             </w:r>
             <w:r>
               <w:rPr>
@@ -5095,7 +5095,7 @@
               <w14:ligatures w14:val="standardContextual"/>
             </w:rPr>
           </w:pPr>
-          <w:hyperlink w:anchor="_Toc238640029" w:history="1">
+          <w:hyperlink w:anchor="_Toc238774941" w:history="1">
             <w:r>
               <w:rPr>
                 <w:rStyle w:val="Lienhypertexte"/>
@@ -5119,7 +5119,7 @@
               <w:rPr>
                 <w:noProof/>
               </w:rPr>
-              <w:instrText xml:space="preserve"> PAGEREF _Toc238640029 \h </w:instrText>
+              <w:instrText xml:space="preserve"> PAGEREF _Toc238774941 \h </w:instrText>
             </w:r>
             <w:r>
               <w:rPr>
@@ -5136,7 +5136,7 @@
               <w:rPr>
                 <w:noProof/>
               </w:rPr>
-              <w:t>46</w:t>
+              <w:t>45</w:t>
             </w:r>
             <w:r>
               <w:rPr>
@@ -5160,7 +5160,7 @@
               <w14:ligatures w14:val="standardContextual"/>
             </w:rPr>
           </w:pPr>
-          <w:hyperlink w:anchor="_Toc238640030" w:history="1">
+          <w:hyperlink w:anchor="_Toc238774942" w:history="1">
             <w:r>
               <w:rPr>
                 <w:rStyle w:val="Lienhypertexte"/>
@@ -5185,7 +5185,7 @@
               <w:rPr>
                 <w:noProof/>
               </w:rPr>
-              <w:instrText xml:space="preserve"> PAGEREF _Toc238640030 \h </w:instrText>
+              <w:instrText xml:space="preserve"> PAGEREF _Toc238774942 \h </w:instrText>
             </w:r>
             <w:r>
               <w:rPr>
@@ -5202,7 +5202,7 @@
               <w:rPr>
                 <w:noProof/>
               </w:rPr>
-              <w:t>48</w:t>
+              <w:t>46</w:t>
             </w:r>
             <w:r>
               <w:rPr>
@@ -5226,7 +5226,7 @@
               <w14:ligatures w14:val="standardContextual"/>
             </w:rPr>
           </w:pPr>
-          <w:hyperlink w:anchor="_Toc238640031" w:history="1">
+          <w:hyperlink w:anchor="_Toc238774943" w:history="1">
             <w:r>
               <w:rPr>
                 <w:rStyle w:val="Lienhypertexte"/>
@@ -5251,7 +5251,7 @@
               <w:rPr>
                 <w:noProof/>
               </w:rPr>
-              <w:instrText xml:space="preserve"> PAGEREF _Toc238640031 \h </w:instrText>
+              <w:instrText xml:space="preserve"> PAGEREF _Toc238774943 \h </w:instrText>
             </w:r>
             <w:r>
               <w:rPr>
@@ -5268,7 +5268,7 @@
               <w:rPr>
                 <w:noProof/>
               </w:rPr>
-              <w:t>48</w:t>
+              <w:t>46</w:t>
             </w:r>
             <w:r>
               <w:rPr>
@@ -5297,7 +5297,7 @@
           <w:lang w:val="en-GB"/>
         </w:rPr>
       </w:pPr>
-      <w:bookmarkStart w:id="0" w:name="_Toc238639955"/>
+      <w:bookmarkStart w:id="0" w:name="_Toc238774867"/>
       <w:r>
         <w:rPr>
           <w:lang w:val="en-GB"/>
@@ -5373,7 +5373,7 @@
           <w:lang w:val="en-GB"/>
         </w:rPr>
       </w:pPr>
-      <w:bookmarkStart w:id="1" w:name="_Toc238639956"/>
+      <w:bookmarkStart w:id="1" w:name="_Toc238774868"/>
       <w:r>
         <w:rPr>
           <w:lang w:val="en-GB"/>
@@ -6333,7 +6333,7 @@
         </w:rPr>
         <w:lastRenderedPageBreak/>
         <w:drawing>
-          <wp:inline distT="0" distB="0" distL="0" distR="0" wp14:anchorId="5B8297D3" wp14:editId="24B49E0F">
+          <wp:inline distT="0" distB="0" distL="0" distR="0" wp14:anchorId="5B8297D3" wp14:editId="7F731718">
             <wp:extent cx="5731510" cy="3223895"/>
             <wp:effectExtent l="0" t="0" r="2540" b="0"/>
             <wp:docPr id="9001" name="Figure 1"/>
@@ -6404,7 +6404,7 @@
           <w:lang w:val="en-GB"/>
         </w:rPr>
       </w:pPr>
-      <w:bookmarkStart w:id="2" w:name="_Toc238639957"/>
+      <w:bookmarkStart w:id="2" w:name="_Toc238774869"/>
       <w:r>
         <w:rPr>
           <w:lang w:val="en-GB"/>
@@ -6442,7 +6442,7 @@
           <w:lang w:val="en-GB"/>
         </w:rPr>
       </w:pPr>
-      <w:bookmarkStart w:id="3" w:name="_Toc238639958"/>
+      <w:bookmarkStart w:id="3" w:name="_Toc238774870"/>
       <w:r>
         <w:rPr>
           <w:lang w:val="en-GB"/>
@@ -6714,7 +6714,7 @@
           <w:lang w:val="en-GB"/>
         </w:rPr>
       </w:pPr>
-      <w:bookmarkStart w:id="4" w:name="_Toc238639959"/>
+      <w:bookmarkStart w:id="4" w:name="_Toc238774871"/>
       <w:r>
         <w:rPr>
           <w:lang w:val="en-GB"/>
@@ -6926,7 +6926,7 @@
           <w:lang w:val="en-GB"/>
         </w:rPr>
       </w:pPr>
-      <w:bookmarkStart w:id="5" w:name="_Toc238639960"/>
+      <w:bookmarkStart w:id="5" w:name="_Toc238774872"/>
       <w:r>
         <w:rPr>
           <w:lang w:val="en-GB"/>
@@ -7096,7 +7096,7 @@
           <w:lang w:val="en-GB"/>
         </w:rPr>
       </w:pPr>
-      <w:bookmarkStart w:id="6" w:name="_Toc238639961"/>
+      <w:bookmarkStart w:id="6" w:name="_Toc238774873"/>
       <w:r>
         <w:rPr>
           <w:lang w:val="en-GB"/>
@@ -7372,7 +7372,7 @@
           <w:lang w:val="en-GB"/>
         </w:rPr>
       </w:pPr>
-      <w:bookmarkStart w:id="7" w:name="_Toc238639962"/>
+      <w:bookmarkStart w:id="7" w:name="_Toc238774874"/>
       <w:r>
         <w:rPr>
           <w:lang w:val="en-GB"/>
@@ -7941,7 +7941,7 @@
           <w:lang w:val="en-GB"/>
         </w:rPr>
       </w:pPr>
-      <w:bookmarkStart w:id="8" w:name="_Toc238639963"/>
+      <w:bookmarkStart w:id="8" w:name="_Toc238774875"/>
       <w:r>
         <w:rPr>
           <w:lang w:val="en-GB"/>
@@ -8200,7 +8200,7 @@
         <w:pStyle w:val="Titre2"/>
         <w:jc w:val="both"/>
       </w:pPr>
-      <w:bookmarkStart w:id="9" w:name="_Toc238639964"/>
+      <w:bookmarkStart w:id="9" w:name="_Toc238774876"/>
       <w:r>
         <w:t xml:space="preserve">The end, and </w:t>
       </w:r>
@@ -8662,7 +8662,7 @@
           <w:lang w:val="en-GB"/>
         </w:rPr>
       </w:pPr>
-      <w:bookmarkStart w:id="10" w:name="_Toc238639965"/>
+      <w:bookmarkStart w:id="10" w:name="_Toc238774877"/>
       <w:r>
         <w:rPr>
           <w:lang w:val="en-GB"/>
@@ -8680,7 +8680,7 @@
           <w:lang w:val="en-GB"/>
         </w:rPr>
       </w:pPr>
-      <w:bookmarkStart w:id="11" w:name="_Toc238639966"/>
+      <w:bookmarkStart w:id="11" w:name="_Toc238774878"/>
       <w:r>
         <w:rPr>
           <w:lang w:val="en-GB"/>
@@ -9137,7 +9137,7 @@
         <w:pStyle w:val="Titre2"/>
         <w:jc w:val="both"/>
       </w:pPr>
-      <w:bookmarkStart w:id="12" w:name="_Toc238639967"/>
+      <w:bookmarkStart w:id="12" w:name="_Toc238774879"/>
       <w:proofErr w:type="spellStart"/>
       <w:r>
         <w:t>Chapter</w:t>
@@ -9634,7 +9634,7 @@
           <w:lang w:val="en-GB"/>
         </w:rPr>
       </w:pPr>
-      <w:bookmarkStart w:id="13" w:name="_Toc238639968"/>
+      <w:bookmarkStart w:id="13" w:name="_Toc238774880"/>
       <w:r>
         <w:rPr>
           <w:lang w:val="en-GB"/>
@@ -10241,7 +10241,7 @@
           <w:lang w:val="en-GB"/>
         </w:rPr>
       </w:pPr>
-      <w:bookmarkStart w:id="14" w:name="_Toc238639969"/>
+      <w:bookmarkStart w:id="14" w:name="_Toc238774881"/>
       <w:r>
         <w:rPr>
           <w:lang w:val="en-GB"/>
@@ -10933,7 +10933,7 @@
           <w:lang w:val="en-GB"/>
         </w:rPr>
       </w:pPr>
-      <w:bookmarkStart w:id="15" w:name="_Toc238639970"/>
+      <w:bookmarkStart w:id="15" w:name="_Toc238774882"/>
       <w:r>
         <w:rPr>
           <w:lang w:val="en-GB"/>
@@ -11779,7 +11779,7 @@
           <w:noProof/>
         </w:rPr>
         <w:drawing>
-          <wp:inline distT="0" distB="0" distL="0" distR="0" wp14:anchorId="3658F86C" wp14:editId="4E4413B3">
+          <wp:inline distT="0" distB="0" distL="0" distR="0" wp14:anchorId="3658F86C" wp14:editId="3D0EE4FA">
             <wp:extent cx="4714752" cy="2210073"/>
             <wp:effectExtent l="0" t="0" r="0" b="0"/>
             <wp:docPr id="9009" name="Figure 9"/>
@@ -11850,7 +11850,7 @@
           <w:lang w:val="en-GB"/>
         </w:rPr>
       </w:pPr>
-      <w:bookmarkStart w:id="16" w:name="_Toc238639971"/>
+      <w:bookmarkStart w:id="16" w:name="_Toc238774883"/>
       <w:r>
         <w:rPr>
           <w:lang w:val="en-GB"/>
@@ -11888,7 +11888,7 @@
           <w:lang w:val="en-GB"/>
         </w:rPr>
       </w:pPr>
-      <w:bookmarkStart w:id="17" w:name="_Toc238639972"/>
+      <w:bookmarkStart w:id="17" w:name="_Toc238774884"/>
       <w:r>
         <w:rPr>
           <w:lang w:val="en-GB"/>
@@ -12896,7 +12896,7 @@
           <w:lang w:val="en-GB"/>
         </w:rPr>
       </w:pPr>
-      <w:bookmarkStart w:id="18" w:name="_Toc238639973"/>
+      <w:bookmarkStart w:id="18" w:name="_Toc238774885"/>
       <w:r>
         <w:rPr>
           <w:lang w:val="en-GB"/>
@@ -12913,7 +12913,7 @@
           <w:lang w:val="en-GB"/>
         </w:rPr>
       </w:pPr>
-      <w:bookmarkStart w:id="19" w:name="_Toc238639974"/>
+      <w:bookmarkStart w:id="19" w:name="_Toc238774886"/>
       <w:r>
         <w:rPr>
           <w:lang w:val="en-GB"/>
@@ -13538,7 +13538,7 @@
           <w:lang w:val="en-GB"/>
         </w:rPr>
       </w:pPr>
-      <w:bookmarkStart w:id="20" w:name="_Toc238639975"/>
+      <w:bookmarkStart w:id="20" w:name="_Toc238774887"/>
       <w:r>
         <w:rPr>
           <w:lang w:val="en-GB"/>
@@ -13657,7 +13657,7 @@
           <w:lang w:val="en-GB"/>
         </w:rPr>
       </w:pPr>
-      <w:bookmarkStart w:id="21" w:name="_Toc238639976"/>
+      <w:bookmarkStart w:id="21" w:name="_Toc238774888"/>
       <w:r>
         <w:rPr>
           <w:lang w:val="en-GB"/>
@@ -14549,7 +14549,7 @@
           <w:lang w:val="en-GB"/>
         </w:rPr>
       </w:pPr>
-      <w:bookmarkStart w:id="22" w:name="_Toc238639977"/>
+      <w:bookmarkStart w:id="22" w:name="_Toc238774889"/>
       <w:r>
         <w:rPr>
           <w:lang w:val="en-GB"/>
@@ -14796,7 +14796,7 @@
           <w:lang w:val="en-GB"/>
         </w:rPr>
       </w:pPr>
-      <w:bookmarkStart w:id="23" w:name="_Toc238639978"/>
+      <w:bookmarkStart w:id="23" w:name="_Toc238774890"/>
       <w:r>
         <w:rPr>
           <w:lang w:val="en-GB"/>
@@ -15035,7 +15035,7 @@
           <w:lang w:val="en-GB"/>
         </w:rPr>
       </w:pPr>
-      <w:bookmarkStart w:id="24" w:name="_Toc238639979"/>
+      <w:bookmarkStart w:id="24" w:name="_Toc238774891"/>
       <w:r>
         <w:rPr>
           <w:lang w:val="en-GB"/>
@@ -15934,7 +15934,7 @@
           <w:lang w:val="en-GB"/>
         </w:rPr>
       </w:pPr>
-      <w:bookmarkStart w:id="25" w:name="_Toc238639980"/>
+      <w:bookmarkStart w:id="25" w:name="_Toc238774892"/>
       <w:r>
         <w:rPr>
           <w:lang w:val="en-GB"/>
@@ -16469,7 +16469,7 @@
           <w:lang w:val="en-GB"/>
         </w:rPr>
       </w:pPr>
-      <w:bookmarkStart w:id="26" w:name="_Toc238639981"/>
+      <w:bookmarkStart w:id="26" w:name="_Toc238774893"/>
       <w:r>
         <w:rPr>
           <w:lang w:val="en-GB"/>
@@ -17169,7 +17169,7 @@
           <w:lang w:val="en-GB"/>
         </w:rPr>
       </w:pPr>
-      <w:bookmarkStart w:id="27" w:name="_Toc238639982"/>
+      <w:bookmarkStart w:id="27" w:name="_Toc238774894"/>
       <w:r>
         <w:rPr>
           <w:lang w:val="en-GB"/>
@@ -17667,7 +17667,7 @@
           <w:lang w:val="en-GB"/>
         </w:rPr>
       </w:pPr>
-      <w:bookmarkStart w:id="28" w:name="_Toc238639983"/>
+      <w:bookmarkStart w:id="28" w:name="_Toc238774895"/>
       <w:r>
         <w:rPr>
           <w:lang w:val="en-GB"/>
@@ -18172,7 +18172,7 @@
           <w:lang w:val="en-GB"/>
         </w:rPr>
       </w:pPr>
-      <w:bookmarkStart w:id="29" w:name="_Toc238639984"/>
+      <w:bookmarkStart w:id="29" w:name="_Toc238774896"/>
       <w:r>
         <w:rPr>
           <w:lang w:val="en-GB"/>
@@ -18210,7 +18210,7 @@
           <w:lang w:val="en-GB"/>
         </w:rPr>
       </w:pPr>
-      <w:bookmarkStart w:id="30" w:name="_Toc238639985"/>
+      <w:bookmarkStart w:id="30" w:name="_Toc238774897"/>
       <w:r>
         <w:rPr>
           <w:lang w:val="en-GB"/>
@@ -18679,7 +18679,7 @@
           <w:lang w:val="en-GB"/>
         </w:rPr>
       </w:pPr>
-      <w:bookmarkStart w:id="31" w:name="_Toc238639986"/>
+      <w:bookmarkStart w:id="31" w:name="_Toc238774898"/>
       <w:r>
         <w:rPr>
           <w:lang w:val="en-GB"/>
@@ -18736,7 +18736,7 @@
         <w:pStyle w:val="Titre3"/>
         <w:jc w:val="both"/>
       </w:pPr>
-      <w:bookmarkStart w:id="32" w:name="_Toc238639987"/>
+      <w:bookmarkStart w:id="32" w:name="_Toc238774899"/>
       <w:proofErr w:type="spellStart"/>
       <w:r>
         <w:t>Laying</w:t>
@@ -18996,7 +18996,7 @@
           <w:lang w:val="en-GB"/>
         </w:rPr>
       </w:pPr>
-      <w:bookmarkStart w:id="33" w:name="_Toc238639988"/>
+      <w:bookmarkStart w:id="33" w:name="_Toc238774900"/>
       <w:r>
         <w:rPr>
           <w:lang w:val="en-GB"/>
@@ -19157,7 +19157,7 @@
           <w:lang w:val="en-GB"/>
         </w:rPr>
       </w:pPr>
-      <w:bookmarkStart w:id="34" w:name="_Toc238639989"/>
+      <w:bookmarkStart w:id="34" w:name="_Toc238774901"/>
       <w:r>
         <w:rPr>
           <w:lang w:val="en-GB"/>
@@ -19689,7 +19689,7 @@
           <w:lang w:val="en-GB"/>
         </w:rPr>
       </w:pPr>
-      <w:bookmarkStart w:id="35" w:name="_Toc238639990"/>
+      <w:bookmarkStart w:id="35" w:name="_Toc238774902"/>
       <w:r>
         <w:rPr>
           <w:lang w:val="en-GB"/>
@@ -19747,7 +19747,7 @@
           <w:lang w:val="en-GB"/>
         </w:rPr>
       </w:pPr>
-      <w:bookmarkStart w:id="36" w:name="_Toc238639991"/>
+      <w:bookmarkStart w:id="36" w:name="_Toc238774903"/>
       <w:r>
         <w:rPr>
           <w:lang w:val="en-GB"/>
@@ -19764,7 +19764,7 @@
           <w:lang w:val="en-GB"/>
         </w:rPr>
       </w:pPr>
-      <w:bookmarkStart w:id="37" w:name="_Toc238639992"/>
+      <w:bookmarkStart w:id="37" w:name="_Toc238774904"/>
       <w:r>
         <w:rPr>
           <w:lang w:val="en-GB"/>
@@ -19835,16 +19835,20 @@
         <w:keepNext/>
         <w:spacing w:before="80" w:after="240"/>
         <w:jc w:val="center"/>
+        <w:rPr>
+          <w:lang w:val="en-GB"/>
+        </w:rPr>
       </w:pPr>
       <w:r>
         <w:rPr>
           <w:noProof/>
+          <w:lang w:val="en-GB"/>
         </w:rPr>
         <w:drawing>
-          <wp:inline distT="0" distB="0" distL="0" distR="0" wp14:anchorId="4D4F584B" wp14:editId="2D2B1BE9">
-            <wp:extent cx="1255594" cy="1658975"/>
-            <wp:effectExtent l="0" t="0" r="1905" b="0"/>
-            <wp:docPr id="9024" name="Figure 24"/>
+          <wp:inline distT="0" distB="0" distL="0" distR="0" wp14:anchorId="0839AE81" wp14:editId="52A3BA8B">
+            <wp:extent cx="1415116" cy="1876567"/>
+            <wp:effectExtent l="0" t="0" r="0" b="0"/>
+            <wp:docPr id="1667080679" name="Image 1"/>
             <wp:cNvGraphicFramePr>
               <a:graphicFrameLocks xmlns:a="http://schemas.openxmlformats.org/drawingml/2006/main" noChangeAspect="1"/>
             </wp:cNvGraphicFramePr>
@@ -19852,7 +19856,7 @@
               <a:graphicData uri="http://schemas.openxmlformats.org/drawingml/2006/picture">
                 <pic:pic xmlns:pic="http://schemas.openxmlformats.org/drawingml/2006/picture">
                   <pic:nvPicPr>
-                    <pic:cNvPr id="9024" name="Figure 24"/>
+                    <pic:cNvPr id="1667080679" name="Image 1667080679"/>
                     <pic:cNvPicPr/>
                   </pic:nvPicPr>
                   <pic:blipFill>
@@ -19870,7 +19874,7 @@
                   <pic:spPr>
                     <a:xfrm>
                       <a:off x="0" y="0"/>
-                      <a:ext cx="1262822" cy="1668525"/>
+                      <a:ext cx="1430763" cy="1897316"/>
                     </a:xfrm>
                     <a:prstGeom prst="rect">
                       <a:avLst/>
@@ -19905,17 +19909,109 @@
     </w:p>
     <w:p>
       <w:pPr>
+        <w:spacing w:after="140"/>
+        <w:jc w:val="both"/>
+        <w:rPr>
+          <w:lang w:val="en-GB"/>
+        </w:rPr>
+      </w:pPr>
+      <w:r>
+        <w:rPr>
+          <w:lang w:val="en-GB"/>
+        </w:rPr>
+        <w:t xml:space="preserve">Two of those basemaps, </w:t>
+      </w:r>
+      <w:r>
+        <w:rPr>
+          <w:b/>
+          <w:bCs/>
+          <w:lang w:val="en-GB"/>
+        </w:rPr>
+        <w:t>Dark Matter</w:t>
+      </w:r>
+      <w:r>
+        <w:rPr>
+          <w:lang w:val="en-GB"/>
+        </w:rPr>
+        <w:t xml:space="preserve"> and </w:t>
+      </w:r>
+      <w:r>
+        <w:rPr>
+          <w:b/>
+          <w:bCs/>
+          <w:lang w:val="en-GB"/>
+        </w:rPr>
+        <w:t>Positron</w:t>
+      </w:r>
+      <w:r>
+        <w:rPr>
+          <w:lang w:val="en-GB"/>
+        </w:rPr>
+        <w:t>, come from CARTO, which since August 2026 requires a key to serve its tiles. Without one they still display, but every tile arrives with a watermark across it. The key is free and takes a minute to obtain at https://carto.com/basemaps/apikey/: it arrives by email, with no account to create.</w:t>
+      </w:r>
+    </w:p>
+    <w:p>
+      <w:pPr>
+        <w:spacing w:after="140"/>
+        <w:jc w:val="both"/>
+        <w:rPr>
+          <w:lang w:val="en-GB"/>
+        </w:rPr>
+      </w:pPr>
+      <w:r>
+        <w:rPr>
+          <w:lang w:val="en-GB"/>
+        </w:rPr>
+        <w:t xml:space="preserve">It is </w:t>
+      </w:r>
+      <w:r>
+        <w:rPr>
+          <w:b/>
+          <w:bCs/>
+          <w:lang w:val="en-GB"/>
+        </w:rPr>
+        <w:t>personal</w:t>
+      </w:r>
+      <w:r>
+        <w:rPr>
+          <w:lang w:val="en-GB"/>
+        </w:rPr>
+        <w:t xml:space="preserve"> — counted against its own quota — and is therefore not shipped with the application: everyone enters their own through the “CARTO API key…” entry at the foot of the basemap menu. It stays on your computer and is only ever sent to CARTO, along with the tile requests. The satellite view comes from Esri World Imagery and asks for nothing.</w:t>
+      </w:r>
+    </w:p>
+    <w:p>
+      <w:pPr>
+        <w:rPr>
+          <w:rFonts w:ascii="Cambria" w:eastAsia="Cambria" w:hAnsi="Cambria" w:cs="Cambria"/>
+          <w:b/>
+          <w:bCs/>
+          <w:color w:val="4A3B27"/>
+          <w:sz w:val="23"/>
+          <w:szCs w:val="23"/>
+          <w:lang w:val="en-GB"/>
+        </w:rPr>
+      </w:pPr>
+      <w:bookmarkStart w:id="38" w:name="_Toc238774905"/>
+      <w:r>
+        <w:rPr>
+          <w:lang w:val="en-GB"/>
+        </w:rPr>
+        <w:br w:type="page"/>
+      </w:r>
+    </w:p>
+    <w:p>
+      <w:pPr>
         <w:pStyle w:val="Titre3"/>
         <w:jc w:val="both"/>
         <w:rPr>
           <w:lang w:val="en-GB"/>
         </w:rPr>
       </w:pPr>
-      <w:bookmarkStart w:id="38" w:name="_Toc238639993"/>
-      <w:r>
-        <w:rPr>
-          <w:lang w:val="en-GB"/>
-        </w:rPr>
+      <w:r>
+        <w:rPr>
+          <w:lang w:val="en-GB"/>
+        </w:rPr>
+        <w:lastRenderedPageBreak/>
         <w:t>The context menu</w:t>
       </w:r>
       <w:bookmarkEnd w:id="38"/>
@@ -20495,7 +20591,6 @@
         <w:rPr>
           <w:noProof/>
         </w:rPr>
-        <w:lastRenderedPageBreak/>
         <w:drawing>
           <wp:inline distT="0" distB="0" distL="0" distR="0" wp14:anchorId="0C7544BA" wp14:editId="3F7697F2">
             <wp:extent cx="1553298" cy="1262418"/>
@@ -20567,7 +20662,7 @@
           <w:lang w:val="en-GB"/>
         </w:rPr>
       </w:pPr>
-      <w:bookmarkStart w:id="39" w:name="_Toc238639994"/>
+      <w:bookmarkStart w:id="39" w:name="_Toc238774906"/>
       <w:r>
         <w:rPr>
           <w:lang w:val="en-GB"/>
@@ -20724,7 +20819,7 @@
           <w:lang w:val="en-GB"/>
         </w:rPr>
       </w:pPr>
-      <w:bookmarkStart w:id="40" w:name="_Toc238639995"/>
+      <w:bookmarkStart w:id="40" w:name="_Toc238774907"/>
       <w:r>
         <w:rPr>
           <w:lang w:val="en-GB"/>
@@ -20785,6 +20880,7 @@
         <w:rPr>
           <w:lang w:val="en-GB"/>
         </w:rPr>
+        <w:lastRenderedPageBreak/>
         <w:t xml:space="preserve">The top bar carries two counters that count up: a </w:t>
       </w:r>
       <w:r>
@@ -20845,7 +20941,6 @@
         <w:rPr>
           <w:noProof/>
         </w:rPr>
-        <w:lastRenderedPageBreak/>
         <w:drawing>
           <wp:inline distT="0" distB="0" distL="0" distR="0" wp14:anchorId="08E8CAE1" wp14:editId="30FA6DFC">
             <wp:extent cx="3104866" cy="3189832"/>
@@ -20917,7 +21012,7 @@
           <w:lang w:val="en-GB"/>
         </w:rPr>
       </w:pPr>
-      <w:bookmarkStart w:id="41" w:name="_Toc238639996"/>
+      <w:bookmarkStart w:id="41" w:name="_Toc238774908"/>
       <w:r>
         <w:rPr>
           <w:lang w:val="en-GB"/>
@@ -20952,9 +21047,9 @@
           <w:noProof/>
         </w:rPr>
         <w:drawing>
-          <wp:inline distT="0" distB="0" distL="0" distR="0" wp14:anchorId="6EFF6863" wp14:editId="77B23FEB">
-            <wp:extent cx="3589361" cy="3711842"/>
-            <wp:effectExtent l="0" t="0" r="0" b="3175"/>
+          <wp:inline distT="0" distB="0" distL="0" distR="0" wp14:anchorId="6EFF6863" wp14:editId="0E891C49">
+            <wp:extent cx="3350526" cy="3464857"/>
+            <wp:effectExtent l="0" t="0" r="2540" b="2540"/>
             <wp:docPr id="9028" name="Figure 28"/>
             <wp:cNvGraphicFramePr>
               <a:graphicFrameLocks xmlns:a="http://schemas.openxmlformats.org/drawingml/2006/main" noChangeAspect="1"/>
@@ -20981,7 +21076,7 @@
                   <pic:spPr>
                     <a:xfrm>
                       <a:off x="0" y="0"/>
-                      <a:ext cx="3612021" cy="3735275"/>
+                      <a:ext cx="3377309" cy="3492554"/>
                     </a:xfrm>
                     <a:prstGeom prst="rect">
                       <a:avLst/>
@@ -21022,7 +21117,7 @@
           <w:lang w:val="en-GB"/>
         </w:rPr>
       </w:pPr>
-      <w:bookmarkStart w:id="42" w:name="_Toc238639997"/>
+      <w:bookmarkStart w:id="42" w:name="_Toc238774909"/>
       <w:r>
         <w:rPr>
           <w:lang w:val="en-GB"/>
@@ -21680,7 +21775,7 @@
           <w:lang w:val="en-GB"/>
         </w:rPr>
       </w:pPr>
-      <w:bookmarkStart w:id="43" w:name="_Toc238639998"/>
+      <w:bookmarkStart w:id="43" w:name="_Toc238774910"/>
       <w:r>
         <w:rPr>
           <w:lang w:val="en-GB"/>
@@ -21723,7 +21818,7 @@
         <w:pStyle w:val="Titre3"/>
         <w:jc w:val="both"/>
       </w:pPr>
-      <w:bookmarkStart w:id="44" w:name="_Toc238639999"/>
+      <w:bookmarkStart w:id="44" w:name="_Toc238774911"/>
       <w:r>
         <w:t xml:space="preserve">The </w:t>
       </w:r>
@@ -22703,7 +22798,7 @@
           <w:lang w:val="en-GB"/>
         </w:rPr>
       </w:pPr>
-      <w:bookmarkStart w:id="45" w:name="_Toc238640000"/>
+      <w:bookmarkStart w:id="45" w:name="_Toc238774912"/>
       <w:r>
         <w:rPr>
           <w:lang w:val="en-GB"/>
@@ -22792,7 +22887,7 @@
           <w:lang w:val="en-GB"/>
         </w:rPr>
       </w:pPr>
-      <w:bookmarkStart w:id="46" w:name="_Toc238640001"/>
+      <w:bookmarkStart w:id="46" w:name="_Toc238774913"/>
       <w:r>
         <w:rPr>
           <w:lang w:val="en-GB"/>
@@ -23120,7 +23215,7 @@
           <w:lang w:val="en-GB"/>
         </w:rPr>
       </w:pPr>
-      <w:bookmarkStart w:id="47" w:name="_Toc238640002"/>
+      <w:bookmarkStart w:id="47" w:name="_Toc238774914"/>
       <w:r>
         <w:rPr>
           <w:lang w:val="en-GB"/>
@@ -23304,7 +23399,7 @@
           <w:lang w:val="en-GB"/>
         </w:rPr>
       </w:pPr>
-      <w:bookmarkStart w:id="48" w:name="_Toc238640003"/>
+      <w:bookmarkStart w:id="48" w:name="_Toc238774915"/>
       <w:r>
         <w:rPr>
           <w:lang w:val="en-GB"/>
@@ -23410,7 +23505,7 @@
           <w:lang w:val="en-GB"/>
         </w:rPr>
       </w:pPr>
-      <w:bookmarkStart w:id="49" w:name="_Toc238640004"/>
+      <w:bookmarkStart w:id="49" w:name="_Toc238774916"/>
       <w:r>
         <w:rPr>
           <w:lang w:val="en-GB"/>
@@ -24141,7 +24236,6 @@
           <w:lang w:val="en-GB"/>
         </w:rPr>
       </w:pPr>
-      <w:bookmarkStart w:id="50" w:name="_Toc238640005"/>
       <w:r>
         <w:rPr>
           <w:lang w:val="en-GB"/>
@@ -24157,6 +24251,7 @@
           <w:lang w:val="en-GB"/>
         </w:rPr>
       </w:pPr>
+      <w:bookmarkStart w:id="50" w:name="_Toc238774917"/>
       <w:r>
         <w:rPr>
           <w:lang w:val="en-GB"/>
@@ -24232,7 +24327,7 @@
           <w:lang w:val="en-GB"/>
         </w:rPr>
       </w:pPr>
-      <w:bookmarkStart w:id="51" w:name="_Toc238640006"/>
+      <w:bookmarkStart w:id="51" w:name="_Toc238774918"/>
       <w:r>
         <w:rPr>
           <w:lang w:val="en-GB"/>
@@ -24321,7 +24416,7 @@
         <w:pStyle w:val="Titre3"/>
         <w:jc w:val="both"/>
       </w:pPr>
-      <w:bookmarkStart w:id="52" w:name="_Toc238640007"/>
+      <w:bookmarkStart w:id="52" w:name="_Toc238774919"/>
       <w:r>
         <w:t xml:space="preserve">The </w:t>
       </w:r>
@@ -24702,7 +24797,7 @@
           <w:lang w:val="en-GB"/>
         </w:rPr>
       </w:pPr>
-      <w:bookmarkStart w:id="53" w:name="_Toc238640008"/>
+      <w:bookmarkStart w:id="53" w:name="_Toc238774920"/>
       <w:r>
         <w:rPr>
           <w:lang w:val="en-GB"/>
@@ -25482,7 +25577,7 @@
           <w:lang w:val="en-GB"/>
         </w:rPr>
       </w:pPr>
-      <w:bookmarkStart w:id="54" w:name="_Toc238640009"/>
+      <w:bookmarkStart w:id="54" w:name="_Toc238774921"/>
       <w:r>
         <w:rPr>
           <w:lang w:val="en-GB"/>
@@ -26122,7 +26217,7 @@
           <w:lang w:val="en-GB"/>
         </w:rPr>
       </w:pPr>
-      <w:bookmarkStart w:id="55" w:name="_Toc238640010"/>
+      <w:bookmarkStart w:id="55" w:name="_Toc238774922"/>
       <w:r>
         <w:rPr>
           <w:lang w:val="en-GB"/>
@@ -26357,7 +26452,7 @@
           <w:lang w:val="en-GB"/>
         </w:rPr>
       </w:pPr>
-      <w:bookmarkStart w:id="56" w:name="_Toc238640011"/>
+      <w:bookmarkStart w:id="56" w:name="_Toc238774923"/>
       <w:r>
         <w:rPr>
           <w:lang w:val="en-GB"/>
@@ -26548,7 +26643,7 @@
           <w:lang w:val="en-GB"/>
         </w:rPr>
       </w:pPr>
-      <w:bookmarkStart w:id="57" w:name="_Toc238640012"/>
+      <w:bookmarkStart w:id="57" w:name="_Toc238774924"/>
       <w:r>
         <w:rPr>
           <w:lang w:val="en-GB"/>
@@ -26718,7 +26813,7 @@
           <w:lang w:val="en-GB"/>
         </w:rPr>
       </w:pPr>
-      <w:bookmarkStart w:id="58" w:name="_Toc238640013"/>
+      <w:bookmarkStart w:id="58" w:name="_Toc238774925"/>
       <w:r>
         <w:rPr>
           <w:lang w:val="en-GB"/>
@@ -26959,7 +27054,7 @@
           <w:lang w:val="en-GB"/>
         </w:rPr>
       </w:pPr>
-      <w:bookmarkStart w:id="59" w:name="_Toc238640014"/>
+      <w:bookmarkStart w:id="59" w:name="_Toc238774926"/>
       <w:r>
         <w:rPr>
           <w:lang w:val="en-GB"/>
@@ -27268,7 +27363,7 @@
           <w:lang w:val="en-GB"/>
         </w:rPr>
       </w:pPr>
-      <w:bookmarkStart w:id="60" w:name="_Toc238640015"/>
+      <w:bookmarkStart w:id="60" w:name="_Toc238774927"/>
       <w:r>
         <w:rPr>
           <w:lang w:val="en-GB"/>
@@ -27354,7 +27449,7 @@
           <w:lang w:val="en-GB"/>
         </w:rPr>
       </w:pPr>
-      <w:bookmarkStart w:id="61" w:name="_Toc238640016"/>
+      <w:bookmarkStart w:id="61" w:name="_Toc238774928"/>
       <w:r>
         <w:rPr>
           <w:lang w:val="en-GB"/>
@@ -28212,7 +28307,7 @@
         <w:pStyle w:val="Titre2"/>
         <w:jc w:val="both"/>
       </w:pPr>
-      <w:bookmarkStart w:id="62" w:name="_Toc238640017"/>
+      <w:bookmarkStart w:id="62" w:name="_Toc238774929"/>
       <w:r>
         <w:t xml:space="preserve">In flight — </w:t>
       </w:r>
@@ -28621,7 +28716,7 @@
         <w:pStyle w:val="Titre2"/>
         <w:jc w:val="both"/>
       </w:pPr>
-      <w:bookmarkStart w:id="63" w:name="_Toc238640018"/>
+      <w:bookmarkStart w:id="63" w:name="_Toc238774930"/>
       <w:r>
         <w:t xml:space="preserve">At the sextant — the </w:t>
       </w:r>
@@ -29524,7 +29619,7 @@
         <w:pStyle w:val="Titre2"/>
         <w:jc w:val="both"/>
       </w:pPr>
-      <w:bookmarkStart w:id="64" w:name="_Toc238640019"/>
+      <w:bookmarkStart w:id="64" w:name="_Toc238774931"/>
       <w:r>
         <w:lastRenderedPageBreak/>
         <w:t>At the table — the fix</w:t>
@@ -30507,7 +30602,7 @@
           <w:lang w:val="en-GB"/>
         </w:rPr>
       </w:pPr>
-      <w:bookmarkStart w:id="65" w:name="_Toc238640020"/>
+      <w:bookmarkStart w:id="65" w:name="_Toc238774932"/>
       <w:r>
         <w:rPr>
           <w:lang w:val="en-GB"/>
@@ -30525,7 +30620,7 @@
           <w:lang w:val="en-GB"/>
         </w:rPr>
       </w:pPr>
-      <w:bookmarkStart w:id="66" w:name="_Toc238640021"/>
+      <w:bookmarkStart w:id="66" w:name="_Toc238774933"/>
       <w:r>
         <w:rPr>
           <w:lang w:val="en-GB"/>
@@ -31381,7 +31476,7 @@
         <w:pStyle w:val="Titre2"/>
         <w:jc w:val="both"/>
       </w:pPr>
-      <w:bookmarkStart w:id="67" w:name="_Toc238640022"/>
+      <w:bookmarkStart w:id="67" w:name="_Toc238774934"/>
       <w:proofErr w:type="spellStart"/>
       <w:r>
         <w:t>Chapter</w:t>
@@ -32136,7 +32231,7 @@
           <w:lang w:val="en-GB"/>
         </w:rPr>
       </w:pPr>
-      <w:bookmarkStart w:id="68" w:name="_Toc238640023"/>
+      <w:bookmarkStart w:id="68" w:name="_Toc238774935"/>
       <w:r>
         <w:rPr>
           <w:lang w:val="en-GB"/>
@@ -32400,7 +32495,7 @@
         <w:pageBreakBefore/>
         <w:jc w:val="both"/>
       </w:pPr>
-      <w:bookmarkStart w:id="69" w:name="_Toc238640024"/>
+      <w:bookmarkStart w:id="69" w:name="_Toc238774936"/>
       <w:r>
         <w:lastRenderedPageBreak/>
         <w:t>Appendices</w:t>
@@ -32412,7 +32507,7 @@
         <w:pStyle w:val="Titre2"/>
         <w:jc w:val="both"/>
       </w:pPr>
-      <w:bookmarkStart w:id="70" w:name="_Toc238640025"/>
+      <w:bookmarkStart w:id="70" w:name="_Toc238774937"/>
       <w:r>
         <w:t xml:space="preserve">Appendix A — </w:t>
       </w:r>
@@ -33666,7 +33761,7 @@
         <w:pStyle w:val="Titre2"/>
         <w:jc w:val="both"/>
       </w:pPr>
-      <w:bookmarkStart w:id="71" w:name="_Toc238640026"/>
+      <w:bookmarkStart w:id="71" w:name="_Toc238774938"/>
       <w:r>
         <w:t xml:space="preserve">Appendix B — The </w:t>
       </w:r>
@@ -34612,7 +34707,7 @@
         <w:pStyle w:val="Titre2"/>
         <w:jc w:val="both"/>
       </w:pPr>
-      <w:bookmarkStart w:id="72" w:name="_Toc238640027"/>
+      <w:bookmarkStart w:id="72" w:name="_Toc238774939"/>
       <w:r>
         <w:t>Appendix C — Files and folders</w:t>
       </w:r>
@@ -35246,7 +35341,7 @@
           <w:lang w:val="en-GB"/>
         </w:rPr>
       </w:pPr>
-      <w:bookmarkStart w:id="73" w:name="_Toc238640028"/>
+      <w:bookmarkStart w:id="73" w:name="_Toc238774940"/>
       <w:r>
         <w:rPr>
           <w:lang w:val="en-GB"/>
@@ -35477,7 +35572,7 @@
         <w:pStyle w:val="Titre2"/>
         <w:jc w:val="both"/>
       </w:pPr>
-      <w:bookmarkStart w:id="74" w:name="_Toc238640029"/>
+      <w:bookmarkStart w:id="74" w:name="_Toc238774941"/>
       <w:r>
         <w:t xml:space="preserve">Appendix D — </w:t>
       </w:r>
@@ -36133,7 +36228,7 @@
           <w:lang w:val="en-GB"/>
         </w:rPr>
       </w:pPr>
-      <w:bookmarkStart w:id="75" w:name="_Toc238640030"/>
+      <w:bookmarkStart w:id="75" w:name="_Toc238774942"/>
       <w:r>
         <w:rPr>
           <w:lang w:val="en-GB"/>
@@ -36237,7 +36332,7 @@
           <w:lang w:val="en-GB"/>
         </w:rPr>
       </w:pPr>
-      <w:bookmarkStart w:id="76" w:name="_Toc238640031"/>
+      <w:bookmarkStart w:id="76" w:name="_Toc238774943"/>
       <w:r>
         <w:rPr>
           <w:lang w:val="en-GB"/>
@@ -37847,6 +37942,7 @@
   <w:rsids>
     <w:rsidRoot w:val="009E657E"/>
     <w:rsid w:val="001C6C0D"/>
+    <w:rsid w:val="002A6185"/>
     <w:rsid w:val="003B2F63"/>
     <w:rsid w:val="007A7D28"/>
     <w:rsid w:val="007F6B43"/>
@@ -37855,6 +37951,7 @@
     <w:rsid w:val="00AB23E7"/>
     <w:rsid w:val="00C6523C"/>
     <w:rsid w:val="00DE1B35"/>
+    <w:rsid w:val="00F60717"/>
   </w:rsids>
   <m:mathPr>
     <m:mathFont m:val="Cambria Math"/>
